--- a/05_Working/5.2_Report/417.docx
+++ b/05_Working/5.2_Report/417.docx
@@ -625,7 +625,6 @@
             </w:rPr>
             <w:t xml:space="preserve"> </w:t>
           </w:r>
-          <w:proofErr w:type="spellStart"/>
           <w:r>
             <w:rPr>
               <w:b/>
@@ -635,7 +634,6 @@
             </w:rPr>
             <w:t>Campu</w:t>
           </w:r>
-          <w:proofErr w:type="spellEnd"/>
         </w:p>
         <w:p>
           <w:pPr>
@@ -2020,27 +2018,14 @@
           <w:lang w:val="en-ZA"/>
         </w:rPr>
       </w:pPr>
-      <w:proofErr w:type="spellStart"/>
-      <w:r>
-        <w:t>DigMore</w:t>
-      </w:r>
-      <w:proofErr w:type="spellEnd"/>
-      <w:r>
-        <w:t xml:space="preserve"> Co., an established shovel manufacturer, is extending its range with an all-purpose folding mini shovel for the camping market, and because its existing plant is already committed to current lines and cannot absorb the new demand, a dedicated facility is required; this report applies a systematic engineering design approach to develop that facility's layout and Master Facility Plan (MFP). The design is sized for a projected demand of 400,000 shovels per year</w:t>
+      <w:r>
+        <w:t>DigMore Co., an established shovel manufacturer, is extending its range with an all-purpose folding mini shovel for the camping market, and because its existing plant is already committed to current lines and cannot absorb the new demand, a dedicated facility is required; this report applies a systematic engineering design approach to develop that facility's layout and Master Facility Plan (MFP). The design is sized for a projected demand of 400,000 shovels per year</w:t>
       </w:r>
       <w:r>
         <w:t>,</w:t>
       </w:r>
       <w:r>
-        <w:t xml:space="preserve"> roughly 1,819 per day on a single nine-hour shift across 220 working days (derived in Section 6) — and the product is built from three aluminium parts: a back handle section, a middle handle section, and a shovel-head assembly of a stamped head and hinge connector riveted together, with a 5% scrap allowance carried at tube cutting and sheet stamping. All materials are stored on site, covering two weeks of raw material and four weeks of finished goods; the powder-coating area is fully enclosed to contain fumes; the site provides public-road access with weekday receiving, on-site collection of small orders and loading space for </w:t>
-      </w:r>
-      <w:proofErr w:type="spellStart"/>
-      <w:r>
-        <w:t>DigMore's</w:t>
-      </w:r>
-      <w:proofErr w:type="spellEnd"/>
-      <w:r>
-        <w:t xml:space="preserve"> own delivery fleet; and about 10% of the floor area is reserved for projected growth over the next five years. Three alternative block layouts were assessed against [VERIFY: evaluation criteria], and the selected option, Alternative [VERIFY], was refined into a final MFP of approximately [VERIFY: total area] m² covering receiving, storage, production, the enclosed coating area, dispatch, offices and personnel facilities, giving management a defendable basis for establishing the new facility.</w:t>
+        <w:t xml:space="preserve"> roughly 1,819 per day on a single nine-hour shift across 220 working days (derived in Section 6) — and the product is built from three aluminium parts: a back handle section, a middle handle section, and a shovel-head assembly of a stamped head and hinge connector riveted together, with a 5% scrap allowance carried at tube cutting and sheet stamping. All materials are stored on site, covering two weeks of raw material and four weeks of finished goods; the powder-coating area is fully enclosed to contain fumes; the site provides public-road access with weekday receiving, on-site collection of small orders and loading space for DigMore's own delivery fleet; and about 10% of the floor area is reserved for projected growth over the next five years. Three alternative block layouts were assessed against [VERIFY: evaluation criteria], and the selected option, Alternative [VERIFY], was refined into a final MFP of approximately [VERIFY: total area] m² covering receiving, storage, production, the enclosed coating area, dispatch, offices and personnel facilities, giving management a defendable basis for establishing the new facility.</w:t>
       </w:r>
     </w:p>
     <w:p>
@@ -2071,7 +2056,6 @@
       </w:pPr>
       <w:bookmarkStart w:id="0" w:name="_Toc231857705"/>
       <w:r>
-        <w:lastRenderedPageBreak/>
         <w:t>L</w:t>
       </w:r>
       <w:r>
@@ -2351,7 +2335,6 @@
       </w:pPr>
       <w:bookmarkStart w:id="3" w:name="_Toc231857708"/>
       <w:r>
-        <w:lastRenderedPageBreak/>
         <w:t>Executive Summary</w:t>
       </w:r>
     </w:p>
@@ -2389,26 +2372,13 @@
         </w:rPr>
       </w:pPr>
       <w:bookmarkStart w:id="4" w:name="_Toc231857710"/>
-      <w:proofErr w:type="spellStart"/>
-      <w:r>
-        <w:t>DigMore</w:t>
-      </w:r>
-      <w:proofErr w:type="spellEnd"/>
-      <w:r>
-        <w:t xml:space="preserve"> Co. is an established South African shovel manufacturer with a broad customer base across the camping and outdoor market. The company has decided to expand its product range with a new all-purpose folding mini shovel. This compact product consists of two aluminium handle sections (back and middle) manufactured from round tube and a shovel-head assembly produced from aluminium sheet.</w:t>
-      </w:r>
-    </w:p>
-    <w:p>
-      <w:r>
-        <w:t xml:space="preserve">The projected annual demand for the folding mini shovel is 400 000 units. </w:t>
-      </w:r>
-      <w:proofErr w:type="spellStart"/>
-      <w:r>
-        <w:t>DigMore</w:t>
-      </w:r>
-      <w:proofErr w:type="spellEnd"/>
-      <w:r>
-        <w:t xml:space="preserve"> Co.’s existing production facility is already fully utilised by current product lines and cannot absorb this additional volume. Management has therefore decided to establish a new dedicated manufacturing facility for the folding mini shovel only.</w:t>
+      <w:r>
+        <w:t>DigMore Co. is an established South African shovel manufacturer with a broad customer base across the camping and outdoor market. The company has decided to expand its product range with a new all-purpose folding mini shovel. This compact product consists of two aluminium handle sections (back and middle) manufactured from round tube and a shovel-head assembly produced from aluminium sheet.</w:t>
+      </w:r>
+    </w:p>
+    <w:p>
+      <w:r>
+        <w:t>The projected annual demand for the folding mini shovel is 400 000 units. DigMore Co.’s existing production facility is already fully utilised by current product lines and cannot absorb this additional volume. Management has therefore decided to establish a new dedicated manufacturing facility for the folding mini shovel only.</w:t>
       </w:r>
     </w:p>
     <w:p>
@@ -2455,23 +2425,7 @@
           <w:rFonts w:eastAsia="Times New Roman"/>
           <w:lang w:eastAsia="en-ZA"/>
         </w:rPr>
-        <w:t xml:space="preserve">Design a dedicated manufacturing facility for </w:t>
-      </w:r>
-      <w:proofErr w:type="spellStart"/>
-      <w:r>
-        <w:rPr>
-          <w:rFonts w:eastAsia="Times New Roman"/>
-          <w:lang w:eastAsia="en-ZA"/>
-        </w:rPr>
-        <w:t>DigMore</w:t>
-      </w:r>
-      <w:proofErr w:type="spellEnd"/>
-      <w:r>
-        <w:rPr>
-          <w:rFonts w:eastAsia="Times New Roman"/>
-          <w:lang w:eastAsia="en-ZA"/>
-        </w:rPr>
-        <w:t xml:space="preserve"> Co. that meets the projected demand, </w:t>
+        <w:t xml:space="preserve">Design a dedicated manufacturing facility for DigMore Co. that meets the projected demand, </w:t>
       </w:r>
       <w:r>
         <w:rPr>
@@ -2624,23 +2578,7 @@
           <w:rFonts w:eastAsia="Times New Roman"/>
           <w:lang w:val="en-ZA" w:eastAsia="en-ZA"/>
         </w:rPr>
-        <w:t xml:space="preserve">Recommend a site layout that provides safe access from public roads for supplier deliveries, customer collections, employee access and </w:t>
-      </w:r>
-      <w:proofErr w:type="spellStart"/>
-      <w:r>
-        <w:rPr>
-          <w:rFonts w:eastAsia="Times New Roman"/>
-          <w:lang w:val="en-ZA" w:eastAsia="en-ZA"/>
-        </w:rPr>
-        <w:t>DigMore</w:t>
-      </w:r>
-      <w:proofErr w:type="spellEnd"/>
-      <w:r>
-        <w:rPr>
-          <w:rFonts w:eastAsia="Times New Roman"/>
-          <w:lang w:val="en-ZA" w:eastAsia="en-ZA"/>
-        </w:rPr>
-        <w:t xml:space="preserve"> Co.’s own delivery fleet.</w:t>
+        <w:t>Recommend a site layout that provides safe access from public roads for supplier deliveries, customer collections, employee access and DigMore Co.’s own delivery fleet.</w:t>
       </w:r>
     </w:p>
     <w:p>
@@ -2756,7 +2694,6 @@
           <w:rFonts w:eastAsia="Times New Roman"/>
           <w:lang w:val="en-ZA" w:eastAsia="en-ZA"/>
         </w:rPr>
-        <w:lastRenderedPageBreak/>
         <w:t>Select</w:t>
       </w:r>
       <w:r>
@@ -2867,15 +2804,7 @@
     </w:p>
     <w:p>
       <w:r>
-        <w:t xml:space="preserve">The following design requirements, categorised under their relevant headings, have been established to guide the successful design of </w:t>
-      </w:r>
-      <w:proofErr w:type="spellStart"/>
-      <w:r>
-        <w:t>DigMore</w:t>
-      </w:r>
-      <w:proofErr w:type="spellEnd"/>
-      <w:r>
-        <w:t xml:space="preserve"> Co.’s dedicated folding mini shovel manufacturing facility.</w:t>
+        <w:t>The following design requirements, categorised under their relevant headings, have been established to guide the successful design of DigMore Co.’s dedicated folding mini shovel manufacturing facility.</w:t>
       </w:r>
     </w:p>
     <w:p>
@@ -3187,7 +3116,6 @@
         </w:numPr>
       </w:pPr>
       <w:r>
-        <w:lastRenderedPageBreak/>
         <w:t xml:space="preserve">Provide process flow charts to support </w:t>
       </w:r>
       <w:r>
@@ -3563,7 +3491,6 @@
         <w:rPr>
           <w:rStyle w:val="Strong"/>
         </w:rPr>
-        <w:lastRenderedPageBreak/>
         <w:t>Figure 3.4: High-level material flow requirement from receiving to dispatch</w:t>
       </w:r>
     </w:p>
@@ -3622,15 +3549,7 @@
         </w:numPr>
       </w:pPr>
       <w:r>
-        <w:t xml:space="preserve">Include a dispatch area for large orders transported by </w:t>
-      </w:r>
-      <w:proofErr w:type="spellStart"/>
-      <w:r>
-        <w:t>DigMore</w:t>
-      </w:r>
-      <w:proofErr w:type="spellEnd"/>
-      <w:r>
-        <w:t xml:space="preserve"> Co.’s own delivery trucks.</w:t>
+        <w:t>Include a dispatch area for large orders transported by DigMore Co.’s own delivery trucks.</w:t>
       </w:r>
     </w:p>
     <w:p>
@@ -3792,6 +3711,9 @@
         </mc:AlternateContent>
       </w:r>
       <w:r>
+        <w:rPr>
+          <w:noProof/>
+        </w:rPr>
         <w:drawing>
           <wp:anchor distT="0" distB="0" distL="114300" distR="114300" simplePos="0" relativeHeight="251671552" behindDoc="0" locked="0" layoutInCell="1" allowOverlap="1" wp14:anchorId="4ABADC92" wp14:editId="4C94FAFA">
             <wp:simplePos x="0" y="0"/>
@@ -3982,6 +3904,9 @@
         </mc:AlternateContent>
       </w:r>
       <w:r>
+        <w:rPr>
+          <w:noProof/>
+        </w:rPr>
         <w:drawing>
           <wp:anchor distT="0" distB="0" distL="114300" distR="114300" simplePos="0" relativeHeight="251669504" behindDoc="0" locked="0" layoutInCell="1" allowOverlap="1" wp14:anchorId="431910AD" wp14:editId="4AEF64AE">
             <wp:simplePos x="0" y="0"/>
@@ -4188,7 +4113,6 @@
         </w:numPr>
       </w:pPr>
       <w:r>
-        <w:lastRenderedPageBreak/>
         <w:t>Provide parking for management, administrative staff, security personnel, operators, customers and company vehicles.</w:t>
       </w:r>
     </w:p>
@@ -4226,6 +4150,9 @@
         <w:keepNext/>
       </w:pPr>
       <w:r>
+        <w:rPr>
+          <w:noProof/>
+        </w:rPr>
         <w:drawing>
           <wp:inline distT="0" distB="0" distL="0" distR="0" wp14:anchorId="029EB0F2" wp14:editId="6F428E25">
             <wp:extent cx="2506980" cy="1546423"/>
@@ -4461,10 +4388,7 @@
         <w:t>The 10% future expansion area should be clearly visible on the final Master Facility Plan and should not be used to compensate for</w:t>
       </w:r>
       <w:r>
-        <w:t xml:space="preserve"> </w:t>
-      </w:r>
-      <w:r>
-        <w:t>current</w:t>
+        <w:t xml:space="preserve"> current</w:t>
       </w:r>
       <w:r>
         <w:t xml:space="preserve"> insufficient </w:t>
@@ -4659,16 +4583,8 @@
               <w:rPr>
                 <w:lang w:val="en-ZA"/>
               </w:rPr>
-              <w:t xml:space="preserve">to </w:t>
-            </w:r>
-            <w:proofErr w:type="spellStart"/>
-            <w:r>
-              <w:rPr>
-                <w:lang w:val="en-ZA"/>
-              </w:rPr>
-              <w:t>produve</w:t>
-            </w:r>
-            <w:proofErr w:type="spellEnd"/>
+              <w:t>to produve</w:t>
+            </w:r>
             <w:r>
               <w:rPr>
                 <w:lang w:val="en-ZA"/>
@@ -4784,7 +4700,6 @@
               <w:rPr>
                 <w:lang w:val="en-ZA"/>
               </w:rPr>
-              <w:lastRenderedPageBreak/>
               <w:t>Overtime</w:t>
             </w:r>
           </w:p>
@@ -5128,21 +5043,7 @@
         <w:rPr>
           <w:lang w:val="en-ZA"/>
         </w:rPr>
-        <w:t xml:space="preserve">pace must be reserved on the premises for </w:t>
-      </w:r>
-      <w:proofErr w:type="spellStart"/>
-      <w:r>
-        <w:rPr>
-          <w:lang w:val="en-ZA"/>
-        </w:rPr>
-        <w:t>DigMore</w:t>
-      </w:r>
-      <w:proofErr w:type="spellEnd"/>
-      <w:r>
-        <w:rPr>
-          <w:lang w:val="en-ZA"/>
-        </w:rPr>
-        <w:t xml:space="preserve"> Co.’s own delivery truck fleet.</w:t>
+        <w:t>pace must be reserved on the premises for DigMore Co.’s own delivery truck fleet.</w:t>
       </w:r>
     </w:p>
     <w:p>
@@ -5225,7 +5126,6 @@
         <w:rPr>
           <w:noProof/>
         </w:rPr>
-        <w:lastRenderedPageBreak/>
         <w:drawing>
           <wp:inline distT="0" distB="0" distL="0" distR="0" wp14:anchorId="66FA9C64" wp14:editId="374E9247">
             <wp:extent cx="8882380" cy="4537710"/>
@@ -5324,21 +5224,12 @@
         </w:rPr>
       </w:pPr>
       <w:r>
-        <w:lastRenderedPageBreak/>
         <w:t>Detailed Design Specifications</w:t>
       </w:r>
     </w:p>
     <w:p>
       <w:r>
-        <w:t xml:space="preserve">This section presents the detailed design specifications used to develop the proposed manufacturing facility for </w:t>
-      </w:r>
-      <w:proofErr w:type="spellStart"/>
-      <w:r>
-        <w:t>DigMore</w:t>
-      </w:r>
-      <w:proofErr w:type="spellEnd"/>
-      <w:r>
-        <w:t xml:space="preserve"> Co. The purpose of this section is to translate the design brief into measurable production, raw material, process, and capacity requirements. The calculations in this section form the basis for later workstation planning, space allocation, department sizing, and alternative layout development.</w:t>
+        <w:t>This section presents the detailed design specifications used to develop the proposed manufacturing facility for DigMore Co. The purpose of this section is to translate the design brief into measurable production, raw material, process, and capacity requirements. The calculations in this section form the basis for later workstation planning, space allocation, department sizing, and alternative layout development.</w:t>
       </w:r>
     </w:p>
     <w:p>
@@ -6624,9 +6515,6 @@
       </w:r>
       <w:r>
         <w:br/>
-      </w:r>
-      <w:proofErr w:type="spellStart"/>
-      <w:r>
         <w:t>D</w:t>
       </w:r>
       <w:r>
@@ -6635,15 +6523,11 @@
         </w:rPr>
         <w:t>day</w:t>
       </w:r>
-      <w:proofErr w:type="spellEnd"/>
       <w:r>
         <w:t xml:space="preserve"> = 400 000 / 220</w:t>
       </w:r>
       <w:r>
         <w:br/>
-      </w:r>
-      <w:proofErr w:type="spellStart"/>
-      <w:r>
         <w:t>D</w:t>
       </w:r>
       <w:r>
@@ -6652,7 +6536,6 @@
         </w:rPr>
         <w:t>day</w:t>
       </w:r>
-      <w:proofErr w:type="spellEnd"/>
       <w:r>
         <w:t xml:space="preserve"> = 1 818.18 ≈ 1 819 shovels/day</w:t>
       </w:r>
@@ -6696,9 +6579,6 @@
       </w:r>
       <w:r>
         <w:br/>
-      </w:r>
-      <w:proofErr w:type="spellStart"/>
-      <w:r>
         <w:t>D</w:t>
       </w:r>
       <w:r>
@@ -6707,15 +6587,11 @@
         </w:rPr>
         <w:t>hour</w:t>
       </w:r>
-      <w:proofErr w:type="spellEnd"/>
       <w:r>
         <w:t xml:space="preserve"> = 1 818.18 / 8</w:t>
       </w:r>
       <w:r>
         <w:br/>
-      </w:r>
-      <w:proofErr w:type="spellStart"/>
-      <w:r>
         <w:t>D</w:t>
       </w:r>
       <w:r>
@@ -6724,7 +6600,6 @@
         </w:rPr>
         <w:t>hour</w:t>
       </w:r>
-      <w:proofErr w:type="spellEnd"/>
       <w:r>
         <w:t xml:space="preserve"> = 227.27 ≈ 228 shovels/hour</w:t>
       </w:r>
@@ -7000,9 +6875,6 @@
       </w:r>
       <w:r>
         <w:br/>
-      </w:r>
-      <w:proofErr w:type="spellStart"/>
-      <w:r>
         <w:t>Q</w:t>
       </w:r>
       <w:r>
@@ -7011,15 +6883,11 @@
         </w:rPr>
         <w:t>tube,before</w:t>
       </w:r>
-      <w:proofErr w:type="spellEnd"/>
       <w:r>
         <w:t xml:space="preserve"> = 1 819 + 1 819</w:t>
       </w:r>
       <w:r>
         <w:br/>
-      </w:r>
-      <w:proofErr w:type="spellStart"/>
-      <w:r>
         <w:t>Q</w:t>
       </w:r>
       <w:r>
@@ -7028,7 +6896,6 @@
         </w:rPr>
         <w:t>tube,before</w:t>
       </w:r>
-      <w:proofErr w:type="spellEnd"/>
       <w:r>
         <w:t xml:space="preserve"> = 3 638 components/day</w:t>
       </w:r>
@@ -7052,9 +6919,6 @@
       </w:r>
       <w:r>
         <w:br/>
-      </w:r>
-      <w:proofErr w:type="spellStart"/>
-      <w:r>
         <w:t>Q</w:t>
       </w:r>
       <w:r>
@@ -7063,15 +6927,11 @@
         </w:rPr>
         <w:t>tube,after</w:t>
       </w:r>
-      <w:proofErr w:type="spellEnd"/>
       <w:r>
         <w:t xml:space="preserve"> = 3 638 / (1 - 0.05)</w:t>
       </w:r>
       <w:r>
         <w:br/>
-      </w:r>
-      <w:proofErr w:type="spellStart"/>
-      <w:r>
         <w:t>Q</w:t>
       </w:r>
       <w:r>
@@ -7080,7 +6940,6 @@
         </w:rPr>
         <w:t>tube,after</w:t>
       </w:r>
-      <w:proofErr w:type="spellEnd"/>
       <w:r>
         <w:t xml:space="preserve"> = 3 829.47 ≈ 3 830 components/day</w:t>
       </w:r>
@@ -7114,9 +6973,6 @@
       </w:r>
       <w:r>
         <w:br/>
-      </w:r>
-      <w:proofErr w:type="spellStart"/>
-      <w:r>
         <w:t>Q</w:t>
       </w:r>
       <w:r>
@@ -7125,15 +6981,11 @@
         </w:rPr>
         <w:t>head,after</w:t>
       </w:r>
-      <w:proofErr w:type="spellEnd"/>
       <w:r>
         <w:t xml:space="preserve"> = 1 819 / (1 - 0.05)</w:t>
       </w:r>
       <w:r>
         <w:br/>
-      </w:r>
-      <w:proofErr w:type="spellStart"/>
-      <w:r>
         <w:t>Q</w:t>
       </w:r>
       <w:r>
@@ -7142,7 +6994,6 @@
         </w:rPr>
         <w:t>head,after</w:t>
       </w:r>
-      <w:proofErr w:type="spellEnd"/>
       <w:r>
         <w:t xml:space="preserve"> = 1 914.74 ≈ 1 915 heads/day</w:t>
       </w:r>
@@ -7166,9 +7017,6 @@
       </w:r>
       <w:r>
         <w:br/>
-      </w:r>
-      <w:proofErr w:type="spellStart"/>
-      <w:r>
         <w:t>Q</w:t>
       </w:r>
       <w:r>
@@ -7177,15 +7025,11 @@
         </w:rPr>
         <w:t>hinge,after</w:t>
       </w:r>
-      <w:proofErr w:type="spellEnd"/>
       <w:r>
         <w:t xml:space="preserve"> = 1 819 / (1 - 0.05)</w:t>
       </w:r>
       <w:r>
         <w:br/>
-      </w:r>
-      <w:proofErr w:type="spellStart"/>
-      <w:r>
         <w:t>Q</w:t>
       </w:r>
       <w:r>
@@ -7194,7 +7038,6 @@
         </w:rPr>
         <w:t>hinge,after</w:t>
       </w:r>
-      <w:proofErr w:type="spellEnd"/>
       <w:r>
         <w:t xml:space="preserve"> = 1 914.74 ≈ 1 915 connectors/day</w:t>
       </w:r>
@@ -7829,9 +7672,6 @@
       </w:r>
       <w:r>
         <w:br/>
-      </w:r>
-      <w:proofErr w:type="spellStart"/>
-      <w:r>
         <w:t>L</w:t>
       </w:r>
       <w:r>
@@ -7840,15 +7680,11 @@
         </w:rPr>
         <w:t>tube,shovel</w:t>
       </w:r>
-      <w:proofErr w:type="spellEnd"/>
       <w:r>
         <w:t xml:space="preserve"> = 150 mm + 150 mm</w:t>
       </w:r>
       <w:r>
         <w:br/>
-      </w:r>
-      <w:proofErr w:type="spellStart"/>
-      <w:r>
         <w:t>L</w:t>
       </w:r>
       <w:r>
@@ -7857,7 +7693,6 @@
         </w:rPr>
         <w:t>tube,shovel</w:t>
       </w:r>
-      <w:proofErr w:type="spellEnd"/>
       <w:r>
         <w:t xml:space="preserve"> = 300 mm = 0.30 m</w:t>
       </w:r>
@@ -7881,9 +7716,6 @@
       </w:r>
       <w:r>
         <w:br/>
-      </w:r>
-      <w:proofErr w:type="spellStart"/>
-      <w:r>
         <w:t>L</w:t>
       </w:r>
       <w:r>
@@ -7892,15 +7724,11 @@
         </w:rPr>
         <w:t>tube,day</w:t>
       </w:r>
-      <w:proofErr w:type="spellEnd"/>
       <w:r>
         <w:t xml:space="preserve"> = 1 819 × 0.30</w:t>
       </w:r>
       <w:r>
         <w:br/>
-      </w:r>
-      <w:proofErr w:type="spellStart"/>
-      <w:r>
         <w:t>L</w:t>
       </w:r>
       <w:r>
@@ -7909,7 +7737,6 @@
         </w:rPr>
         <w:t>tube,day</w:t>
       </w:r>
-      <w:proofErr w:type="spellEnd"/>
       <w:r>
         <w:t xml:space="preserve"> = 545.7 m/day</w:t>
       </w:r>
@@ -7943,9 +7770,6 @@
       </w:r>
       <w:r>
         <w:br/>
-      </w:r>
-      <w:proofErr w:type="spellStart"/>
-      <w:r>
         <w:t>N</w:t>
       </w:r>
       <w:r>
@@ -7954,15 +7778,11 @@
         </w:rPr>
         <w:t>tube,before</w:t>
       </w:r>
-      <w:proofErr w:type="spellEnd"/>
       <w:r>
         <w:t xml:space="preserve"> = 545.7 / 6</w:t>
       </w:r>
       <w:r>
         <w:br/>
-      </w:r>
-      <w:proofErr w:type="spellStart"/>
-      <w:r>
         <w:t>N</w:t>
       </w:r>
       <w:r>
@@ -7971,7 +7791,6 @@
         </w:rPr>
         <w:t>tube,before</w:t>
       </w:r>
-      <w:proofErr w:type="spellEnd"/>
       <w:r>
         <w:t xml:space="preserve"> = 90.95 ≈ 91 tubes/day</w:t>
       </w:r>
@@ -7995,9 +7814,6 @@
       </w:r>
       <w:r>
         <w:br/>
-      </w:r>
-      <w:proofErr w:type="spellStart"/>
-      <w:r>
         <w:t>N</w:t>
       </w:r>
       <w:r>
@@ -8006,15 +7822,11 @@
         </w:rPr>
         <w:t>tube,after</w:t>
       </w:r>
-      <w:proofErr w:type="spellEnd"/>
       <w:r>
         <w:t xml:space="preserve"> = 90.95 / (1 - 0.05)</w:t>
       </w:r>
       <w:r>
         <w:br/>
-      </w:r>
-      <w:proofErr w:type="spellStart"/>
-      <w:r>
         <w:t>N</w:t>
       </w:r>
       <w:r>
@@ -8023,7 +7835,6 @@
         </w:rPr>
         <w:t>tube,after</w:t>
       </w:r>
-      <w:proofErr w:type="spellEnd"/>
       <w:r>
         <w:t xml:space="preserve"> = 95.74 ≈ 96 tubes/day</w:t>
       </w:r>
@@ -8047,46 +7858,26 @@
       </w:r>
       <w:r>
         <w:br/>
-      </w:r>
-      <w:proofErr w:type="spellStart"/>
-      <w:r>
         <w:t>I</w:t>
       </w:r>
       <w:r>
         <w:rPr>
           <w:vertAlign w:val="subscript"/>
         </w:rPr>
-        <w:t>tube</w:t>
-      </w:r>
-      <w:proofErr w:type="spellEnd"/>
+        <w:t>tube stock,2wk</w:t>
+      </w:r>
+      <w:r>
+        <w:t xml:space="preserve"> = 96 × 10</w:t>
+      </w:r>
+      <w:r>
+        <w:br/>
+        <w:t>I</w:t>
+      </w:r>
       <w:r>
         <w:rPr>
           <w:vertAlign w:val="subscript"/>
         </w:rPr>
-        <w:t xml:space="preserve"> stock,2wk</w:t>
-      </w:r>
-      <w:r>
-        <w:t xml:space="preserve"> = 96 × 10</w:t>
-      </w:r>
-      <w:r>
-        <w:br/>
-      </w:r>
-      <w:proofErr w:type="spellStart"/>
-      <w:r>
-        <w:t>I</w:t>
-      </w:r>
-      <w:r>
-        <w:rPr>
-          <w:vertAlign w:val="subscript"/>
-        </w:rPr>
-        <w:t>tube</w:t>
-      </w:r>
-      <w:proofErr w:type="spellEnd"/>
-      <w:r>
-        <w:rPr>
-          <w:vertAlign w:val="subscript"/>
-        </w:rPr>
-        <w:t xml:space="preserve"> stock,2wk</w:t>
+        <w:t>tube stock,2wk</w:t>
       </w:r>
       <w:r>
         <w:t xml:space="preserve"> = 960 tubes</w:t>
@@ -8440,11 +8231,7 @@
       </w:r>
       <w:r>
         <w:br/>
-        <w:t xml:space="preserve">N = </w:t>
-      </w:r>
-      <w:proofErr w:type="spellStart"/>
-      <w:r>
-        <w:t>T</w:t>
+        <w:t>N = T</w:t>
       </w:r>
       <w:r>
         <w:rPr>
@@ -8452,7 +8239,6 @@
         </w:rPr>
         <w:t>day</w:t>
       </w:r>
-      <w:proofErr w:type="spellEnd"/>
       <w:r>
         <w:t xml:space="preserve"> / H</w:t>
       </w:r>
@@ -8486,9 +8272,6 @@
       </w:r>
       <w:r>
         <w:br/>
-      </w:r>
-      <w:proofErr w:type="spellStart"/>
-      <w:r>
         <w:t>T</w:t>
       </w:r>
       <w:r>
@@ -8497,7 +8280,6 @@
         </w:rPr>
         <w:t>day</w:t>
       </w:r>
-      <w:proofErr w:type="spellEnd"/>
       <w:r>
         <w:t xml:space="preserve"> = Q × t</w:t>
       </w:r>
@@ -9186,15 +8968,7 @@
         <w:t>back handle section</w:t>
       </w:r>
       <w:r>
-        <w:t xml:space="preserve">. The middle handle section is cut to length and internally threaded. The back handle section is cut to length, narrowed at one end, externally threaded, and knurled at the grip end. The </w:t>
-      </w:r>
-      <w:proofErr w:type="spellStart"/>
-      <w:r>
-        <w:t>DigMore</w:t>
-      </w:r>
-      <w:proofErr w:type="spellEnd"/>
-      <w:r>
-        <w:t xml:space="preserve"> brief specifies aluminium round tube with an outside diameter of </w:t>
+        <w:t xml:space="preserve">. The middle handle section is cut to length and internally threaded. The back handle section is cut to length, narrowed at one end, externally threaded, and knurled at the grip end. The DigMore brief specifies aluminium round tube with an outside diameter of </w:t>
       </w:r>
       <w:r>
         <w:rPr>
@@ -9365,9 +9139,6 @@
       </w:r>
       <w:r>
         <w:br/>
-      </w:r>
-      <w:r>
-        <w:lastRenderedPageBreak/>
         <w:t>↓                ↓</w:t>
       </w:r>
       <w:r>
@@ -9453,7 +9224,10 @@
         </w:rPr>
       </w:pPr>
       <w:r>
-        <w:t>The selected equipment below is provisional and should be treated as the first design selection for workstation sizing. This follows the Benchmark B approach of linking each process to a machine, machine specification table, figure, and workstation layout.</w:t>
+        <w:t xml:space="preserve">The selected equipment below is provisional and should be treated as the first design selection for workstation sizing. </w:t>
+      </w:r>
+      <w:r>
+        <w:t>Each process is linked to a selected machine, a machine specification table, a reference figure, and a workstation layout, following the same structure for every department in this section.</w:t>
       </w:r>
     </w:p>
     <w:p>
@@ -10059,11 +9833,7 @@
           </w:tcPr>
           <w:p>
             <w:r>
-              <w:t xml:space="preserve">Round tube embossing / </w:t>
-            </w:r>
-            <w:r>
-              <w:lastRenderedPageBreak/>
-              <w:t>knurling machine</w:t>
+              <w:t>Round tube embossing / knurling machine</w:t>
             </w:r>
           </w:p>
         </w:tc>
@@ -10087,12 +9857,7 @@
           </w:tcPr>
           <w:p>
             <w:r>
-              <w:lastRenderedPageBreak/>
-              <w:t xml:space="preserve">Listed as a round tube embossing/knurling machine </w:t>
-            </w:r>
-            <w:r>
-              <w:lastRenderedPageBreak/>
-              <w:t>with size 1400 × 600 × 1500 mm.</w:t>
+              <w:t>Listed as a round tube embossing/knurling machine with size 1400 × 600 × 1500 mm.</w:t>
             </w:r>
           </w:p>
         </w:tc>
@@ -10116,7 +9881,6 @@
           </w:tcPr>
           <w:p>
             <w:r>
-              <w:lastRenderedPageBreak/>
               <w:t>alibaba.com</w:t>
             </w:r>
           </w:p>
@@ -10169,13 +9933,8 @@
             <w:hideMark/>
           </w:tcPr>
           <w:p>
-            <w:proofErr w:type="spellStart"/>
-            <w:r>
-              <w:t>FlexQube</w:t>
-            </w:r>
-            <w:proofErr w:type="spellEnd"/>
-            <w:r>
-              <w:t xml:space="preserve"> tube cart</w:t>
+            <w:r>
+              <w:t>FlexQube tube cart</w:t>
             </w:r>
           </w:p>
         </w:tc>
@@ -10936,7 +10695,6 @@
           </w:tcPr>
           <w:p>
             <w:r>
-              <w:lastRenderedPageBreak/>
               <w:t>Cost</w:t>
             </w:r>
           </w:p>
@@ -11034,15 +10792,7 @@
         <w:t>Note:</w:t>
       </w:r>
       <w:r>
-        <w:t xml:space="preserve"> The </w:t>
-      </w:r>
-      <w:proofErr w:type="spellStart"/>
-      <w:r>
-        <w:t>DigMore</w:t>
-      </w:r>
-      <w:proofErr w:type="spellEnd"/>
-      <w:r>
-        <w:t xml:space="preserve"> tube wall thickness is 3.18 mm, while the SG40NC source lists Ø40 × 2 mm. This machine is useful as a reference for layout sizing, but the final selected machine must be confirmed with a supplier for </w:t>
+        <w:t xml:space="preserve"> The DigMore tube wall thickness is 3.18 mm, while the SG40NC source lists Ø40 × 2 mm. This machine is useful as a reference for layout sizing, but the final selected machine must be confirmed with a supplier for </w:t>
       </w:r>
       <w:r>
         <w:rPr>
@@ -11940,7 +11690,6 @@
                 <w:sz w:val="24"/>
                 <w:szCs w:val="24"/>
               </w:rPr>
-              <w:lastRenderedPageBreak/>
               <w:t>Table 6.15: Tube Processing Workstation Requirements</w:t>
             </w:r>
           </w:p>
@@ -12283,15 +12032,7 @@
         </w:rPr>
       </w:pPr>
       <w:r>
-        <w:t xml:space="preserve">Processing times are from the </w:t>
-      </w:r>
-      <w:proofErr w:type="spellStart"/>
-      <w:r>
-        <w:t>DigMore</w:t>
-      </w:r>
-      <w:proofErr w:type="spellEnd"/>
-      <w:r>
-        <w:t xml:space="preserve"> brief.</w:t>
+        <w:t>Processing times are from the DigMore brief.</w:t>
       </w:r>
     </w:p>
     <w:p>
@@ -12441,8 +12182,7 @@
         </w:rPr>
       </w:pPr>
       <w:r>
-        <w:lastRenderedPageBreak/>
-        <w:t>Material handling follows the same logic used in Benchmark B: raw material is staged, processed parts are transferred using carts, WIP-before and WIP-after are clearly shown, and scrap is collected at the process where it is generated.</w:t>
+        <w:t>Material handling follows a consistent logic across the facility: raw material is staged, processed parts are transferred using carts, WIP-before and WIP-after are clearly shown, and scrap is collected at the process where it is generated.</w:t>
       </w:r>
     </w:p>
     <w:p>
@@ -13309,9 +13049,6 @@
       </w:r>
       <w:r>
         <w:br/>
-      </w:r>
-      <w:proofErr w:type="spellStart"/>
-      <w:r>
         <w:t>A</w:t>
       </w:r>
       <w:r>
@@ -13320,13 +13057,8 @@
         </w:rPr>
         <w:t>tube</w:t>
       </w:r>
-      <w:proofErr w:type="spellEnd"/>
-      <w:r>
-        <w:t xml:space="preserve"> = (</w:t>
-      </w:r>
-      <w:proofErr w:type="spellStart"/>
-      <w:r>
-        <w:t>A</w:t>
+      <w:r>
+        <w:t xml:space="preserve"> = (A</w:t>
       </w:r>
       <w:r>
         <w:rPr>
@@ -13334,7 +13066,6 @@
         </w:rPr>
         <w:t>machines</w:t>
       </w:r>
-      <w:proofErr w:type="spellEnd"/>
       <w:r>
         <w:t xml:space="preserve"> + A</w:t>
       </w:r>
@@ -13354,11 +13085,7 @@
         <w:t>WIP</w:t>
       </w:r>
       <w:r>
-        <w:t xml:space="preserve"> + </w:t>
-      </w:r>
-      <w:proofErr w:type="spellStart"/>
-      <w:r>
-        <w:t>A</w:t>
+        <w:t xml:space="preserve"> + A</w:t>
       </w:r>
       <w:r>
         <w:rPr>
@@ -13366,13 +13093,8 @@
         </w:rPr>
         <w:t>scrap</w:t>
       </w:r>
-      <w:proofErr w:type="spellEnd"/>
-      <w:r>
-        <w:t xml:space="preserve"> + </w:t>
-      </w:r>
-      <w:proofErr w:type="spellStart"/>
-      <w:r>
-        <w:t>A</w:t>
+      <w:r>
+        <w:t xml:space="preserve"> + A</w:t>
       </w:r>
       <w:r>
         <w:rPr>
@@ -13380,7 +13102,6 @@
         </w:rPr>
         <w:t>aisle</w:t>
       </w:r>
-      <w:proofErr w:type="spellEnd"/>
       <w:r>
         <w:t>) × 1.10</w:t>
       </w:r>
@@ -13933,7 +13654,6 @@
                 <w:sz w:val="24"/>
                 <w:szCs w:val="24"/>
               </w:rPr>
-              <w:lastRenderedPageBreak/>
               <w:t>Table 6.18: Tube Processing Area Allowance</w:t>
             </w:r>
           </w:p>
@@ -14325,13 +14045,8 @@
             <w:pPr>
               <w:spacing w:after="160"/>
             </w:pPr>
-            <w:proofErr w:type="spellStart"/>
-            <w:r>
-              <w:t>DigMore</w:t>
-            </w:r>
-            <w:proofErr w:type="spellEnd"/>
-            <w:r>
-              <w:t xml:space="preserve"> brief requires about 10% expansion space</w:t>
+            <w:r>
+              <w:t>DigMore brief requires about 10% expansion space</w:t>
             </w:r>
           </w:p>
         </w:tc>
@@ -14984,6 +14699,376 @@
     </w:tbl>
     <w:p>
       <w:pPr>
+        <w:pStyle w:val="Heading3"/>
+      </w:pPr>
+      <w:r>
+        <w:t>Sheet and Hinge Processing</w:t>
+      </w:r>
+    </w:p>
+    <w:p>
+      <w:r>
+        <w:t>The Sheet and Hinge Processing department stamps and forms the shovel head and hinge connector from 2.5 mm aluminium sheet, in parallel with tube processing, before both streams converge at riveting.</w:t>
+      </w:r>
+    </w:p>
+    <w:p>
+      <w:r>
+        <w:t>Sheet-Metal Press Cell</w:t>
+      </w:r>
+    </w:p>
+    <w:p>
+      <w:r>
+        <w:t>Equipment class: Gap-frame mechanical press with dies</w:t>
+      </w:r>
+    </w:p>
+    <w:p>
+      <w:r>
+        <w:t>Market example: Stamtec OCP series gap-frame press</w:t>
+      </w:r>
+    </w:p>
+    <w:p>
+      <w:r>
+        <w:t>Machines / operators: 2 presses / 2 operators</w:t>
+      </w:r>
+    </w:p>
+    <w:p>
+      <w:r>
+        <w:t>Cell size: 6.4 m x 4.0 m</w:t>
+      </w:r>
+    </w:p>
+    <w:p>
+      <w:r>
+        <w:t>WIP before: Sheet packs or coil-fed staging</w:t>
+      </w:r>
+    </w:p>
+    <w:p>
+      <w:r>
+        <w:t>WIP after: Head blank bins and hinge blank bins</w:t>
+      </w:r>
+    </w:p>
+    <w:p>
+      <w:r>
+        <w:t>Scrap handling: Skeleton scrap bin</w:t>
+      </w:r>
+    </w:p>
+    <w:p>
+      <w:r>
+        <w:t>Safety requirement: Guards or light curtains; die-change access</w:t>
+      </w:r>
+    </w:p>
+    <w:p>
+      <w:r>
+        <w:t>[Figure pending: gap-frame mechanical press for sheet stamping; reference stamtec.com]</w:t>
+      </w:r>
+    </w:p>
+    <w:p>
+      <w:r>
+        <w:t>Hinge Bending and Shovel Head Shaping</w:t>
+      </w:r>
+    </w:p>
+    <w:p>
+      <w:r>
+        <w:t>Hinge bending: small electric press brake, 1 station, placed after hinge stamping.</w:t>
+      </w:r>
+    </w:p>
+    <w:p>
+      <w:r>
+        <w:t>Shovel head shaping: forming press / bending machine, 1 station, placed after head stamping and before sharpening.</w:t>
+      </w:r>
+    </w:p>
+    <w:p>
+      <w:r>
+        <w:t>[Figure pending: electric press brake for hinge bending; reference cotswold-machinery-sales.co.uk]</w:t>
+      </w:r>
+    </w:p>
+    <w:p>
+      <w:pPr>
+        <w:pStyle w:val="Heading3"/>
+      </w:pPr>
+      <w:r>
+        <w:t>Finishing Operations</w:t>
+      </w:r>
+    </w:p>
+    <w:p>
+      <w:r>
+        <w:t>Finishing covers blade sharpening, serrating, hand polishing and riveting. Sharpening is the major workload driver in the facility and should be treated as a bottleneck department fed by a controlled WIP lane.</w:t>
+      </w:r>
+    </w:p>
+    <w:p>
+      <w:r>
+        <w:t>Blade Sharpening Bank</w:t>
+      </w:r>
+    </w:p>
+    <w:p>
+      <w:r>
+        <w:t>Equipment class: Belt grinder with extraction</w:t>
+      </w:r>
+    </w:p>
+    <w:p>
+      <w:r>
+        <w:t>Market example: Fein GRIT GI75 abrasive belt grinder</w:t>
+      </w:r>
+    </w:p>
+    <w:p>
+      <w:r>
+        <w:t>Machines / operators: 8 machines / 8 operators</w:t>
+      </w:r>
+    </w:p>
+    <w:p>
+      <w:r>
+        <w:t>Bank size: 8.4 m x 6.2 m</w:t>
+      </w:r>
+    </w:p>
+    <w:p>
+      <w:r>
+        <w:t>WIP before: Central WIP lane</w:t>
+      </w:r>
+    </w:p>
+    <w:p>
+      <w:r>
+        <w:t>WIP after: Trolley or bin transfer to serrating</w:t>
+      </w:r>
+    </w:p>
+    <w:p>
+      <w:r>
+        <w:t>Safety requirement: Eye protection, hearing protection, dust extraction, lockout for belt changes</w:t>
+      </w:r>
+    </w:p>
+    <w:p>
+      <w:r>
+        <w:t>[Figure pending: abrasive belt grinder for sharpening; reference echopkins.com]</w:t>
+      </w:r>
+    </w:p>
+    <w:p>
+      <w:r>
+        <w:t>Blade Serrating and Hand Polishing</w:t>
+      </w:r>
+    </w:p>
+    <w:p>
+      <w:r>
+        <w:t>Blade serrating: profiled abrasive / serrating stations, 4 stations, in-line after sharpening.</w:t>
+      </w:r>
+    </w:p>
+    <w:p>
+      <w:r>
+        <w:t>Hand polishing / deburring: manual benches with extraction, 4 stations, before coating route.</w:t>
+      </w:r>
+    </w:p>
+    <w:p>
+      <w:r>
+        <w:t>[Figure pending: serrating station reference; cotswold-machinery-sales.co.uk]</w:t>
+      </w:r>
+    </w:p>
+    <w:p>
+      <w:r>
+        <w:t>Riveting Workstation</w:t>
+      </w:r>
+    </w:p>
+    <w:p>
+      <w:r>
+        <w:t>Equipment class: Pneumatic radial riveting machine</w:t>
+      </w:r>
+    </w:p>
+    <w:p>
+      <w:r>
+        <w:t>Market example: AGME radial riveting machine</w:t>
+      </w:r>
+    </w:p>
+    <w:p>
+      <w:r>
+        <w:t>Machines / operators: 1 machine / 1 operator</w:t>
+      </w:r>
+    </w:p>
+    <w:p>
+      <w:r>
+        <w:t>Cell size: 3.7 m x 2.6 m</w:t>
+      </w:r>
+    </w:p>
+    <w:p>
+      <w:r>
+        <w:t>WIP before: Matched head and hinge connector buffers</w:t>
+      </w:r>
+    </w:p>
+    <w:p>
+      <w:r>
+        <w:t>WIP after: Head subassembly bin or trolley</w:t>
+      </w:r>
+    </w:p>
+    <w:p>
+      <w:r>
+        <w:t>Safety requirement: Two-hand control, task lighting, compressed-air drop</w:t>
+      </w:r>
+    </w:p>
+    <w:p>
+      <w:r>
+        <w:t>[Figure pending: radial riveting machine; reference agme.net]</w:t>
+      </w:r>
+    </w:p>
+    <w:p>
+      <w:pPr>
+        <w:pStyle w:val="Heading3"/>
+      </w:pPr>
+      <w:r>
+        <w:t>Heat Treatment and Surface Preparation</w:t>
+      </w:r>
+    </w:p>
+    <w:p>
+      <w:r>
+        <w:t>Heat treatment and sandblasting prepare the riveted head subassembly for powder coating. Both are equipment-dependent per the brief and must be finalised after oven and booth selection.</w:t>
+      </w:r>
+    </w:p>
+    <w:p>
+      <w:r>
+        <w:t>Heat Treatment Area</w:t>
+      </w:r>
+    </w:p>
+    <w:p>
+      <w:r>
+        <w:t>Equipment class: Aluminium ageing batch oven</w:t>
+      </w:r>
+    </w:p>
+    <w:p>
+      <w:r>
+        <w:t>Market example: Wisconsin Oven aluminium age oven</w:t>
+      </w:r>
+    </w:p>
+    <w:p>
+      <w:r>
+        <w:t>Area allowance: 80 m2 zone including oven and buffers (matches Section 6.6 heat treat and sandblast allowance)</w:t>
+      </w:r>
+    </w:p>
+    <w:p>
+      <w:r>
+        <w:t>WIP basis: Day buffer before and after heat treatment</w:t>
+      </w:r>
+    </w:p>
+    <w:p>
+      <w:r>
+        <w:t>Safety requirement: Thermal clearance, hot-part handling, PPE, ventilation</w:t>
+      </w:r>
+    </w:p>
+    <w:p>
+      <w:r>
+        <w:t>[Figure pending: aluminium ageing batch oven; reference wisoven.com]</w:t>
+      </w:r>
+    </w:p>
+    <w:p>
+      <w:r>
+        <w:t>Sandblasting Area</w:t>
+      </w:r>
+    </w:p>
+    <w:p>
+      <w:r>
+        <w:t>Equipment class: Enclosed blast booth or blast room</w:t>
+      </w:r>
+    </w:p>
+    <w:p>
+      <w:r>
+        <w:t>Market example: Airblast AFC blast rooms</w:t>
+      </w:r>
+    </w:p>
+    <w:p>
+      <w:r>
+        <w:t>WIP before / after: Racked subassemblies</w:t>
+      </w:r>
+    </w:p>
+    <w:p>
+      <w:r>
+        <w:t>Safety requirement: Dust collection, PPE, entry control, sealed waste drums</w:t>
+      </w:r>
+    </w:p>
+    <w:p>
+      <w:r>
+        <w:t>[Figure pending: enclosed sandblasting booth; reference airblastafc.com]</w:t>
+      </w:r>
+    </w:p>
+    <w:p>
+      <w:pPr>
+        <w:pStyle w:val="Heading3"/>
+      </w:pPr>
+      <w:r>
+        <w:t>Powder Coating</w:t>
+      </w:r>
+    </w:p>
+    <w:p>
+      <w:r>
+        <w:t>Powder coating is located in a separate, fully enclosed area due to fume-related safety concerns, per the design constraints. The enclosure coats the handle sections and the head subassembly before final assembly.</w:t>
+      </w:r>
+    </w:p>
+    <w:p>
+      <w:r>
+        <w:t>Equipment class: Conveyorised powder-coating line</w:t>
+      </w:r>
+    </w:p>
+    <w:p>
+      <w:r>
+        <w:t>Market example: P.I. Marketing powder-coating system</w:t>
+      </w:r>
+    </w:p>
+    <w:p>
+      <w:r>
+        <w:t>Layout elements: Load/hang station, booth, cure oven, cooling leg, unload station, air lock</w:t>
+      </w:r>
+    </w:p>
+    <w:p>
+      <w:r>
+        <w:t>Area allowance: 135 m2 (from Section 6.6 space summary)</w:t>
+      </w:r>
+    </w:p>
+    <w:p>
+      <w:r>
+        <w:t>Safety requirement: Fully enclosed area, extraction, make-up air, controlled entry/exit</w:t>
+      </w:r>
+    </w:p>
+    <w:p>
+      <w:r>
+        <w:t>[Figure pending: conveyorised powder-coating line; reference pimarketing.co.za]</w:t>
+      </w:r>
+    </w:p>
+    <w:p>
+      <w:pPr>
+        <w:pStyle w:val="Heading3"/>
+      </w:pPr>
+      <w:r>
+        <w:t>Final Assembly and Packaging</w:t>
+      </w:r>
+    </w:p>
+    <w:p>
+      <w:r>
+        <w:t>Final assembly is where the handle stream and coated head subassembly converge. Packaging is performed manually and also serves as the final visual check before finished goods are transferred to storage, per the design requirements.</w:t>
+      </w:r>
+    </w:p>
+    <w:p>
+      <w:r>
+        <w:t>Final assembly equipment: manual benches with holding fixtures, 2 stations / 2 operators.</w:t>
+      </w:r>
+    </w:p>
+    <w:p>
+      <w:r>
+        <w:t>Packaging equipment: manual packing benches, bag/carton storage, pallet-build position, 2 stations / 2 operators.</w:t>
+      </w:r>
+    </w:p>
+    <w:p>
+      <w:r>
+        <w:t>Quality control: final visual check and reject/quarantine bin.</w:t>
+      </w:r>
+    </w:p>
+    <w:p>
+      <w:r>
+        <w:t>Handling method: hand pallet truck to finished-goods storage.</w:t>
+      </w:r>
+    </w:p>
+    <w:p>
+      <w:r>
+        <w:t>[Figure pending: final assembly bench / hand pallet truck; reference uline.com, adendorff.co.za]</w:t>
+      </w:r>
+    </w:p>
+    <w:p>
+      <w:r>
+        <w:t>Workstation footprints above are indicative for equipment layout only. The aggregate production floor allowance used for overall building sizing is the capacity-workbook figure in Section 6.6 (238 m2 for 34 machines), pending a full workstation-by-workstation layout reconciliation.</w:t>
+      </w:r>
+    </w:p>
+    <w:p>
+      <w:pPr>
         <w:pStyle w:val="Heading2"/>
         <w:numPr>
           <w:ilvl w:val="1"/>
@@ -15004,7 +15089,6 @@
     </w:p>
     <w:p>
       <w:r>
-        <w:lastRenderedPageBreak/>
         <w:t>Receiving and Dispatch</w:t>
       </w:r>
     </w:p>
@@ -15022,6 +15106,4249 @@
       <w:r>
         <w:br/>
         <w:t>Space Requirements</w:t>
+      </w:r>
+    </w:p>
+    <w:p>
+      <w:pPr>
+        <w:pStyle w:val="Heading2"/>
+      </w:pPr>
+      <w:r>
+        <w:t>Space Requirements</w:t>
+      </w:r>
+    </w:p>
+    <w:p>
+      <w:pPr>
+        <w:rPr>
+          <w:lang w:val="en-ZA"/>
+        </w:rPr>
+      </w:pPr>
+      <w:r>
+        <w:rPr>
+          <w:lang w:val="en-ZA"/>
+        </w:rPr>
+        <w:t>The space requirements below are derived from the capacity and demand model (single source of truth workbook), applying the production, storage, personnel and site assumptions set out in the Assumptions and Constraints section. Figures marked as a designer assumption remain to be verified against supplier or civil quotations before final sign-off.</w:t>
+      </w:r>
+    </w:p>
+    <w:p>
+      <w:pPr>
+        <w:pStyle w:val="Heading3"/>
+        <w:rPr>
+          <w:lang w:val="en-ZA"/>
+        </w:rPr>
+      </w:pPr>
+      <w:r>
+        <w:rPr>
+          <w:lang w:val="en-ZA"/>
+        </w:rPr>
+        <w:t>Production Floor Space</w:t>
+      </w:r>
+    </w:p>
+    <w:tbl>
+      <w:tblPr>
+        <w:tblW w:w="0" w:type="auto"/>
+        <w:tblBorders>
+          <w:top w:val="single" w:sz="4" w:space="0" w:color="auto"/>
+          <w:left w:val="single" w:sz="4" w:space="0" w:color="auto"/>
+          <w:bottom w:val="single" w:sz="4" w:space="0" w:color="auto"/>
+          <w:right w:val="single" w:sz="4" w:space="0" w:color="auto"/>
+          <w:insideH w:val="single" w:sz="4" w:space="0" w:color="auto"/>
+          <w:insideV w:val="single" w:sz="4" w:space="0" w:color="auto"/>
+        </w:tblBorders>
+        <w:tblLayout w:type="fixed"/>
+        <w:tblLook w:val="0000" w:firstRow="0" w:lastRow="0" w:firstColumn="0" w:lastColumn="0" w:noHBand="0" w:noVBand="0"/>
+      </w:tblPr>
+      <w:tblGrid>
+        <w:gridCol w:w="3008"/>
+        <w:gridCol w:w="3009"/>
+        <w:gridCol w:w="3009"/>
+      </w:tblGrid>
+      <w:tr>
+        <w:tc>
+          <w:tcPr>
+            <w:tcW w:w="3008" w:type="dxa"/>
+          </w:tcPr>
+          <w:p>
+            <w:pPr>
+              <w:rPr>
+                <w:b/>
+                <w:lang w:val="en-ZA"/>
+              </w:rPr>
+            </w:pPr>
+            <w:r>
+              <w:rPr>
+                <w:b/>
+                <w:lang w:val="en-ZA"/>
+              </w:rPr>
+              <w:t>Area / department</w:t>
+            </w:r>
+          </w:p>
+        </w:tc>
+        <w:tc>
+          <w:tcPr>
+            <w:tcW w:w="3009" w:type="dxa"/>
+          </w:tcPr>
+          <w:p>
+            <w:pPr>
+              <w:rPr>
+                <w:b/>
+                <w:lang w:val="en-ZA"/>
+              </w:rPr>
+            </w:pPr>
+            <w:r>
+              <w:rPr>
+                <w:b/>
+                <w:lang w:val="en-ZA"/>
+              </w:rPr>
+              <w:t>Floor area (m2)</w:t>
+            </w:r>
+          </w:p>
+        </w:tc>
+        <w:tc>
+          <w:tcPr>
+            <w:tcW w:w="3009" w:type="dxa"/>
+          </w:tcPr>
+          <w:p>
+            <w:pPr>
+              <w:rPr>
+                <w:b/>
+                <w:lang w:val="en-ZA"/>
+              </w:rPr>
+            </w:pPr>
+            <w:r>
+              <w:rPr>
+                <w:b/>
+                <w:lang w:val="en-ZA"/>
+              </w:rPr>
+              <w:t>Basis</w:t>
+            </w:r>
+          </w:p>
+        </w:tc>
+      </w:tr>
+      <w:tr>
+        <w:tc>
+          <w:tcPr>
+            <w:tcW w:w="3008" w:type="dxa"/>
+          </w:tcPr>
+          <w:p>
+            <w:pPr>
+              <w:rPr>
+                <w:lang w:val="en-ZA"/>
+              </w:rPr>
+            </w:pPr>
+            <w:r>
+              <w:rPr>
+                <w:lang w:val="en-ZA"/>
+              </w:rPr>
+              <w:t>Production workstations</w:t>
+            </w:r>
+          </w:p>
+        </w:tc>
+        <w:tc>
+          <w:tcPr>
+            <w:tcW w:w="3009" w:type="dxa"/>
+          </w:tcPr>
+          <w:p>
+            <w:pPr>
+              <w:rPr>
+                <w:lang w:val="en-ZA"/>
+              </w:rPr>
+            </w:pPr>
+            <w:r>
+              <w:rPr>
+                <w:lang w:val="en-ZA"/>
+              </w:rPr>
+              <w:t>238</w:t>
+            </w:r>
+          </w:p>
+        </w:tc>
+        <w:tc>
+          <w:tcPr>
+            <w:tcW w:w="3009" w:type="dxa"/>
+          </w:tcPr>
+          <w:p>
+            <w:pPr>
+              <w:rPr>
+                <w:lang w:val="en-ZA"/>
+              </w:rPr>
+            </w:pPr>
+            <w:r>
+              <w:rPr>
+                <w:lang w:val="en-ZA"/>
+              </w:rPr>
+              <w:t>34 machines x 7 m2 per workstation (designer assumption, incl. operator space)</w:t>
+            </w:r>
+          </w:p>
+        </w:tc>
+      </w:tr>
+      <w:tr>
+        <w:tc>
+          <w:tcPr>
+            <w:tcW w:w="3008" w:type="dxa"/>
+          </w:tcPr>
+          <w:p>
+            <w:pPr>
+              <w:rPr>
+                <w:lang w:val="en-ZA"/>
+              </w:rPr>
+            </w:pPr>
+            <w:r>
+              <w:rPr>
+                <w:lang w:val="en-ZA"/>
+              </w:rPr>
+              <w:t>Powder coating (enclosed)</w:t>
+            </w:r>
+          </w:p>
+        </w:tc>
+        <w:tc>
+          <w:tcPr>
+            <w:tcW w:w="3009" w:type="dxa"/>
+          </w:tcPr>
+          <w:p>
+            <w:pPr>
+              <w:rPr>
+                <w:lang w:val="en-ZA"/>
+              </w:rPr>
+            </w:pPr>
+            <w:r>
+              <w:rPr>
+                <w:lang w:val="en-ZA"/>
+              </w:rPr>
+              <w:t>135</w:t>
+            </w:r>
+          </w:p>
+        </w:tc>
+        <w:tc>
+          <w:tcPr>
+            <w:tcW w:w="3009" w:type="dxa"/>
+          </w:tcPr>
+          <w:p>
+            <w:pPr>
+              <w:rPr>
+                <w:lang w:val="en-ZA"/>
+              </w:rPr>
+            </w:pPr>
+            <w:r>
+              <w:rPr>
+                <w:lang w:val="en-ZA"/>
+              </w:rPr>
+              <w:t>Supplier-based estimate; conveyorised line, fume extraction, air lock</w:t>
+            </w:r>
+          </w:p>
+        </w:tc>
+      </w:tr>
+      <w:tr>
+        <w:tc>
+          <w:tcPr>
+            <w:tcW w:w="3008" w:type="dxa"/>
+          </w:tcPr>
+          <w:p>
+            <w:pPr>
+              <w:rPr>
+                <w:lang w:val="en-ZA"/>
+              </w:rPr>
+            </w:pPr>
+            <w:r>
+              <w:rPr>
+                <w:lang w:val="en-ZA"/>
+              </w:rPr>
+              <w:t>Heat treat and sandblast</w:t>
+            </w:r>
+          </w:p>
+        </w:tc>
+        <w:tc>
+          <w:tcPr>
+            <w:tcW w:w="3009" w:type="dxa"/>
+          </w:tcPr>
+          <w:p>
+            <w:pPr>
+              <w:rPr>
+                <w:lang w:val="en-ZA"/>
+              </w:rPr>
+            </w:pPr>
+            <w:r>
+              <w:rPr>
+                <w:lang w:val="en-ZA"/>
+              </w:rPr>
+              <w:t>70</w:t>
+            </w:r>
+          </w:p>
+        </w:tc>
+        <w:tc>
+          <w:tcPr>
+            <w:tcW w:w="3009" w:type="dxa"/>
+          </w:tcPr>
+          <w:p>
+            <w:pPr>
+              <w:rPr>
+                <w:lang w:val="en-ZA"/>
+              </w:rPr>
+            </w:pPr>
+            <w:r>
+              <w:rPr>
+                <w:lang w:val="en-ZA"/>
+              </w:rPr>
+              <w:t>Supplier-based estimate; T6 ageing oven and sandblast booth</w:t>
+            </w:r>
+          </w:p>
+        </w:tc>
+      </w:tr>
+    </w:tbl>
+    <w:p>
+      <w:pPr>
+        <w:rPr>
+          <w:lang w:val="en-ZA"/>
+        </w:rPr>
+      </w:pPr>
+    </w:p>
+    <w:p>
+      <w:pPr>
+        <w:pStyle w:val="Heading3"/>
+        <w:rPr>
+          <w:lang w:val="en-ZA"/>
+        </w:rPr>
+      </w:pPr>
+      <w:r>
+        <w:rPr>
+          <w:lang w:val="en-ZA"/>
+        </w:rPr>
+        <w:t>Storage Space Requirements</w:t>
+      </w:r>
+    </w:p>
+    <w:p>
+      <w:pPr>
+        <w:rPr>
+          <w:lang w:val="en-ZA"/>
+        </w:rPr>
+      </w:pPr>
+      <w:r>
+        <w:rPr>
+          <w:lang w:val="en-ZA"/>
+        </w:rPr>
+        <w:t>Raw material and finished goods quantities are drawn from the demand and inventory model (2-week raw material cover, 4-week finished goods cover). Rack and stacking arrangements are designer assumptions to be verified once racking suppliers are engaged.</w:t>
+      </w:r>
+    </w:p>
+    <w:tbl>
+      <w:tblPr>
+        <w:tblW w:w="0" w:type="auto"/>
+        <w:tblBorders>
+          <w:top w:val="single" w:sz="4" w:space="0" w:color="auto"/>
+          <w:left w:val="single" w:sz="4" w:space="0" w:color="auto"/>
+          <w:bottom w:val="single" w:sz="4" w:space="0" w:color="auto"/>
+          <w:right w:val="single" w:sz="4" w:space="0" w:color="auto"/>
+          <w:insideH w:val="single" w:sz="4" w:space="0" w:color="auto"/>
+          <w:insideV w:val="single" w:sz="4" w:space="0" w:color="auto"/>
+        </w:tblBorders>
+        <w:tblLayout w:type="fixed"/>
+        <w:tblLook w:val="0000" w:firstRow="0" w:lastRow="0" w:firstColumn="0" w:lastColumn="0" w:noHBand="0" w:noVBand="0"/>
+      </w:tblPr>
+      <w:tblGrid>
+        <w:gridCol w:w="1805"/>
+        <w:gridCol w:w="1805"/>
+        <w:gridCol w:w="1805"/>
+        <w:gridCol w:w="1805"/>
+        <w:gridCol w:w="1806"/>
+      </w:tblGrid>
+      <w:tr>
+        <w:tc>
+          <w:tcPr>
+            <w:tcW w:w="1805" w:type="dxa"/>
+          </w:tcPr>
+          <w:p>
+            <w:pPr>
+              <w:rPr>
+                <w:b/>
+                <w:lang w:val="en-ZA"/>
+              </w:rPr>
+            </w:pPr>
+            <w:r>
+              <w:rPr>
+                <w:b/>
+                <w:lang w:val="en-ZA"/>
+              </w:rPr>
+              <w:t>Store</w:t>
+            </w:r>
+          </w:p>
+        </w:tc>
+        <w:tc>
+          <w:tcPr>
+            <w:tcW w:w="1805" w:type="dxa"/>
+          </w:tcPr>
+          <w:p>
+            <w:pPr>
+              <w:rPr>
+                <w:b/>
+                <w:lang w:val="en-ZA"/>
+              </w:rPr>
+            </w:pPr>
+            <w:r>
+              <w:rPr>
+                <w:b/>
+                <w:lang w:val="en-ZA"/>
+              </w:rPr>
+              <w:t>Items</w:t>
+            </w:r>
+          </w:p>
+        </w:tc>
+        <w:tc>
+          <w:tcPr>
+            <w:tcW w:w="1805" w:type="dxa"/>
+          </w:tcPr>
+          <w:p>
+            <w:pPr>
+              <w:rPr>
+                <w:b/>
+                <w:lang w:val="en-ZA"/>
+              </w:rPr>
+            </w:pPr>
+            <w:r>
+              <w:rPr>
+                <w:b/>
+                <w:lang w:val="en-ZA"/>
+              </w:rPr>
+              <w:t>Racks / positions</w:t>
+            </w:r>
+          </w:p>
+        </w:tc>
+        <w:tc>
+          <w:tcPr>
+            <w:tcW w:w="1805" w:type="dxa"/>
+          </w:tcPr>
+          <w:p>
+            <w:pPr>
+              <w:rPr>
+                <w:b/>
+                <w:lang w:val="en-ZA"/>
+              </w:rPr>
+            </w:pPr>
+            <w:r>
+              <w:rPr>
+                <w:b/>
+                <w:lang w:val="en-ZA"/>
+              </w:rPr>
+              <w:t>Floor area (m2)</w:t>
+            </w:r>
+          </w:p>
+        </w:tc>
+        <w:tc>
+          <w:tcPr>
+            <w:tcW w:w="1806" w:type="dxa"/>
+          </w:tcPr>
+          <w:p>
+            <w:pPr>
+              <w:rPr>
+                <w:b/>
+                <w:lang w:val="en-ZA"/>
+              </w:rPr>
+            </w:pPr>
+            <w:r>
+              <w:rPr>
+                <w:b/>
+                <w:lang w:val="en-ZA"/>
+              </w:rPr>
+              <w:t>Basis</w:t>
+            </w:r>
+          </w:p>
+        </w:tc>
+      </w:tr>
+      <w:tr>
+        <w:tc>
+          <w:tcPr>
+            <w:tcW w:w="1805" w:type="dxa"/>
+          </w:tcPr>
+          <w:p>
+            <w:pPr>
+              <w:rPr>
+                <w:lang w:val="en-ZA"/>
+              </w:rPr>
+            </w:pPr>
+            <w:r>
+              <w:rPr>
+                <w:lang w:val="en-ZA"/>
+              </w:rPr>
+              <w:t>Raw tube</w:t>
+            </w:r>
+          </w:p>
+        </w:tc>
+        <w:tc>
+          <w:tcPr>
+            <w:tcW w:w="1805" w:type="dxa"/>
+          </w:tcPr>
+          <w:p>
+            <w:pPr>
+              <w:rPr>
+                <w:lang w:val="en-ZA"/>
+              </w:rPr>
+            </w:pPr>
+            <w:r>
+              <w:rPr>
+                <w:lang w:val="en-ZA"/>
+              </w:rPr>
+              <w:t>900 tubes</w:t>
+            </w:r>
+          </w:p>
+        </w:tc>
+        <w:tc>
+          <w:tcPr>
+            <w:tcW w:w="1805" w:type="dxa"/>
+          </w:tcPr>
+          <w:p>
+            <w:pPr>
+              <w:rPr>
+                <w:lang w:val="en-ZA"/>
+              </w:rPr>
+            </w:pPr>
+            <w:r>
+              <w:rPr>
+                <w:lang w:val="en-ZA"/>
+              </w:rPr>
+              <w:t>5</w:t>
+            </w:r>
+          </w:p>
+        </w:tc>
+        <w:tc>
+          <w:tcPr>
+            <w:tcW w:w="1805" w:type="dxa"/>
+          </w:tcPr>
+          <w:p>
+            <w:pPr>
+              <w:rPr>
+                <w:lang w:val="en-ZA"/>
+              </w:rPr>
+            </w:pPr>
+            <w:r>
+              <w:rPr>
+                <w:lang w:val="en-ZA"/>
+              </w:rPr>
+              <w:t>37.5</w:t>
+            </w:r>
+          </w:p>
+        </w:tc>
+        <w:tc>
+          <w:tcPr>
+            <w:tcW w:w="1806" w:type="dxa"/>
+          </w:tcPr>
+          <w:p>
+            <w:pPr>
+              <w:rPr>
+                <w:lang w:val="en-ZA"/>
+              </w:rPr>
+            </w:pPr>
+            <w:r>
+              <w:rPr>
+                <w:lang w:val="en-ZA"/>
+              </w:rPr>
+              <w:t>Cantilever racking, 200 tubes per rack (designer assumption)</w:t>
+            </w:r>
+          </w:p>
+        </w:tc>
+      </w:tr>
+      <w:tr>
+        <w:tc>
+          <w:tcPr>
+            <w:tcW w:w="1805" w:type="dxa"/>
+          </w:tcPr>
+          <w:p>
+            <w:pPr>
+              <w:rPr>
+                <w:lang w:val="en-ZA"/>
+              </w:rPr>
+            </w:pPr>
+            <w:r>
+              <w:rPr>
+                <w:lang w:val="en-ZA"/>
+              </w:rPr>
+              <w:t>Raw sheet</w:t>
+            </w:r>
+          </w:p>
+        </w:tc>
+        <w:tc>
+          <w:tcPr>
+            <w:tcW w:w="1805" w:type="dxa"/>
+          </w:tcPr>
+          <w:p>
+            <w:pPr>
+              <w:rPr>
+                <w:lang w:val="en-ZA"/>
+              </w:rPr>
+            </w:pPr>
+            <w:r>
+              <w:rPr>
+                <w:lang w:val="en-ZA"/>
+              </w:rPr>
+              <w:t>230 sheets</w:t>
+            </w:r>
+          </w:p>
+        </w:tc>
+        <w:tc>
+          <w:tcPr>
+            <w:tcW w:w="1805" w:type="dxa"/>
+          </w:tcPr>
+          <w:p>
+            <w:pPr>
+              <w:rPr>
+                <w:lang w:val="en-ZA"/>
+              </w:rPr>
+            </w:pPr>
+            <w:r>
+              <w:rPr>
+                <w:lang w:val="en-ZA"/>
+              </w:rPr>
+              <w:t>2</w:t>
+            </w:r>
+          </w:p>
+        </w:tc>
+        <w:tc>
+          <w:tcPr>
+            <w:tcW w:w="1805" w:type="dxa"/>
+          </w:tcPr>
+          <w:p>
+            <w:pPr>
+              <w:rPr>
+                <w:lang w:val="en-ZA"/>
+              </w:rPr>
+            </w:pPr>
+            <w:r>
+              <w:rPr>
+                <w:lang w:val="en-ZA"/>
+              </w:rPr>
+              <w:t>9.4</w:t>
+            </w:r>
+          </w:p>
+        </w:tc>
+        <w:tc>
+          <w:tcPr>
+            <w:tcW w:w="1806" w:type="dxa"/>
+          </w:tcPr>
+          <w:p>
+            <w:pPr>
+              <w:rPr>
+                <w:lang w:val="en-ZA"/>
+              </w:rPr>
+            </w:pPr>
+            <w:r>
+              <w:rPr>
+                <w:lang w:val="en-ZA"/>
+              </w:rPr>
+              <w:t>Sheet stacks, 150 sheets per stack (designer assumption)</w:t>
+            </w:r>
+          </w:p>
+        </w:tc>
+      </w:tr>
+      <w:tr>
+        <w:tc>
+          <w:tcPr>
+            <w:tcW w:w="1805" w:type="dxa"/>
+          </w:tcPr>
+          <w:p>
+            <w:pPr>
+              <w:rPr>
+                <w:lang w:val="en-ZA"/>
+              </w:rPr>
+            </w:pPr>
+            <w:r>
+              <w:rPr>
+                <w:lang w:val="en-ZA"/>
+              </w:rPr>
+              <w:t>Finished goods</w:t>
+            </w:r>
+          </w:p>
+        </w:tc>
+        <w:tc>
+          <w:tcPr>
+            <w:tcW w:w="1805" w:type="dxa"/>
+          </w:tcPr>
+          <w:p>
+            <w:pPr>
+              <w:rPr>
+                <w:lang w:val="en-ZA"/>
+              </w:rPr>
+            </w:pPr>
+            <w:r>
+              <w:rPr>
+                <w:lang w:val="en-ZA"/>
+              </w:rPr>
+              <w:t>102 pallets</w:t>
+            </w:r>
+          </w:p>
+        </w:tc>
+        <w:tc>
+          <w:tcPr>
+            <w:tcW w:w="1805" w:type="dxa"/>
+          </w:tcPr>
+          <w:p>
+            <w:pPr>
+              <w:rPr>
+                <w:lang w:val="en-ZA"/>
+              </w:rPr>
+            </w:pPr>
+            <w:r>
+              <w:rPr>
+                <w:lang w:val="en-ZA"/>
+              </w:rPr>
+              <w:t>26</w:t>
+            </w:r>
+          </w:p>
+        </w:tc>
+        <w:tc>
+          <w:tcPr>
+            <w:tcW w:w="1805" w:type="dxa"/>
+          </w:tcPr>
+          <w:p>
+            <w:pPr>
+              <w:rPr>
+                <w:lang w:val="en-ZA"/>
+              </w:rPr>
+            </w:pPr>
+            <w:r>
+              <w:rPr>
+                <w:lang w:val="en-ZA"/>
+              </w:rPr>
+              <w:t>46.8</w:t>
+            </w:r>
+          </w:p>
+        </w:tc>
+        <w:tc>
+          <w:tcPr>
+            <w:tcW w:w="1806" w:type="dxa"/>
+          </w:tcPr>
+          <w:p>
+            <w:pPr>
+              <w:rPr>
+                <w:lang w:val="en-ZA"/>
+              </w:rPr>
+            </w:pPr>
+            <w:r>
+              <w:rPr>
+                <w:lang w:val="en-ZA"/>
+              </w:rPr>
+              <w:t>Palletised, racked, 4 storage levels (designer assumption)</w:t>
+            </w:r>
+          </w:p>
+        </w:tc>
+      </w:tr>
+      <w:tr>
+        <w:tc>
+          <w:tcPr>
+            <w:tcW w:w="1805" w:type="dxa"/>
+          </w:tcPr>
+          <w:p>
+            <w:pPr>
+              <w:rPr>
+                <w:lang w:val="en-ZA"/>
+              </w:rPr>
+            </w:pPr>
+            <w:r>
+              <w:rPr>
+                <w:lang w:val="en-ZA"/>
+              </w:rPr>
+              <w:t>WIP staging</w:t>
+            </w:r>
+          </w:p>
+        </w:tc>
+        <w:tc>
+          <w:tcPr>
+            <w:tcW w:w="1805" w:type="dxa"/>
+          </w:tcPr>
+          <w:p>
+            <w:pPr>
+              <w:rPr>
+                <w:lang w:val="en-ZA"/>
+              </w:rPr>
+            </w:pPr>
+            <w:r>
+              <w:rPr>
+                <w:lang w:val="en-ZA"/>
+              </w:rPr>
+              <w:t>6 units</w:t>
+            </w:r>
+          </w:p>
+        </w:tc>
+        <w:tc>
+          <w:tcPr>
+            <w:tcW w:w="1805" w:type="dxa"/>
+          </w:tcPr>
+          <w:p>
+            <w:pPr>
+              <w:rPr>
+                <w:lang w:val="en-ZA"/>
+              </w:rPr>
+            </w:pPr>
+            <w:r>
+              <w:rPr>
+                <w:lang w:val="en-ZA"/>
+              </w:rPr>
+              <w:t>2</w:t>
+            </w:r>
+          </w:p>
+        </w:tc>
+        <w:tc>
+          <w:tcPr>
+            <w:tcW w:w="1805" w:type="dxa"/>
+          </w:tcPr>
+          <w:p>
+            <w:pPr>
+              <w:rPr>
+                <w:lang w:val="en-ZA"/>
+              </w:rPr>
+            </w:pPr>
+            <w:r>
+              <w:rPr>
+                <w:lang w:val="en-ZA"/>
+              </w:rPr>
+              <w:t>3.6</w:t>
+            </w:r>
+          </w:p>
+        </w:tc>
+        <w:tc>
+          <w:tcPr>
+            <w:tcW w:w="1806" w:type="dxa"/>
+          </w:tcPr>
+          <w:p>
+            <w:pPr>
+              <w:rPr>
+                <w:lang w:val="en-ZA"/>
+              </w:rPr>
+            </w:pPr>
+            <w:r>
+              <w:rPr>
+                <w:lang w:val="en-ZA"/>
+              </w:rPr>
+              <w:t>Decoupling buffers, approximately one shift</w:t>
+            </w:r>
+          </w:p>
+        </w:tc>
+      </w:tr>
+      <w:tr>
+        <w:tc>
+          <w:tcPr>
+            <w:tcW w:w="1805" w:type="dxa"/>
+          </w:tcPr>
+          <w:p>
+            <w:pPr>
+              <w:rPr>
+                <w:lang w:val="en-ZA"/>
+              </w:rPr>
+            </w:pPr>
+            <w:r>
+              <w:rPr>
+                <w:lang w:val="en-ZA"/>
+              </w:rPr>
+              <w:t>Scrap / waste</w:t>
+            </w:r>
+          </w:p>
+        </w:tc>
+        <w:tc>
+          <w:tcPr>
+            <w:tcW w:w="1805" w:type="dxa"/>
+          </w:tcPr>
+          <w:p>
+            <w:pPr>
+              <w:rPr>
+                <w:lang w:val="en-ZA"/>
+              </w:rPr>
+            </w:pPr>
+            <w:r>
+              <w:rPr>
+                <w:lang w:val="en-ZA"/>
+              </w:rPr>
+              <w:t>-</w:t>
+            </w:r>
+          </w:p>
+        </w:tc>
+        <w:tc>
+          <w:tcPr>
+            <w:tcW w:w="1805" w:type="dxa"/>
+          </w:tcPr>
+          <w:p>
+            <w:pPr>
+              <w:rPr>
+                <w:lang w:val="en-ZA"/>
+              </w:rPr>
+            </w:pPr>
+            <w:r>
+              <w:rPr>
+                <w:lang w:val="en-ZA"/>
+              </w:rPr>
+              <w:t>-</w:t>
+            </w:r>
+          </w:p>
+        </w:tc>
+        <w:tc>
+          <w:tcPr>
+            <w:tcW w:w="1805" w:type="dxa"/>
+          </w:tcPr>
+          <w:p>
+            <w:pPr>
+              <w:rPr>
+                <w:lang w:val="en-ZA"/>
+              </w:rPr>
+            </w:pPr>
+            <w:r>
+              <w:rPr>
+                <w:lang w:val="en-ZA"/>
+              </w:rPr>
+              <w:t>30</w:t>
+            </w:r>
+          </w:p>
+        </w:tc>
+        <w:tc>
+          <w:tcPr>
+            <w:tcW w:w="1806" w:type="dxa"/>
+          </w:tcPr>
+          <w:p>
+            <w:pPr>
+              <w:rPr>
+                <w:lang w:val="en-ZA"/>
+              </w:rPr>
+            </w:pPr>
+            <w:r>
+              <w:rPr>
+                <w:lang w:val="en-ZA"/>
+              </w:rPr>
+              <w:t>Designer assumption</w:t>
+            </w:r>
+          </w:p>
+        </w:tc>
+      </w:tr>
+    </w:tbl>
+    <w:p>
+      <w:pPr>
+        <w:rPr>
+          <w:lang w:val="en-ZA"/>
+        </w:rPr>
+      </w:pPr>
+    </w:p>
+    <w:p>
+      <w:pPr>
+        <w:rPr>
+          <w:lang w:val="en-ZA"/>
+        </w:rPr>
+      </w:pPr>
+      <w:r>
+        <w:rPr>
+          <w:lang w:val="en-ZA"/>
+        </w:rPr>
+        <w:t>Total storage area: 127.3 m2.</w:t>
+      </w:r>
+    </w:p>
+    <w:p>
+      <w:pPr>
+        <w:pStyle w:val="Heading3"/>
+        <w:rPr>
+          <w:lang w:val="en-ZA"/>
+        </w:rPr>
+      </w:pPr>
+      <w:r>
+        <w:rPr>
+          <w:lang w:val="en-ZA"/>
+        </w:rPr>
+        <w:t>Supporting Facilities Space Requirements</w:t>
+      </w:r>
+    </w:p>
+    <w:p>
+      <w:pPr>
+        <w:rPr>
+          <w:lang w:val="en-ZA"/>
+        </w:rPr>
+      </w:pPr>
+      <w:r>
+        <w:rPr>
+          <w:lang w:val="en-ZA"/>
+        </w:rPr>
+        <w:t>Personnel numbers combine the named roles required by the brief with designer-assumed support staff and the 34 production operators derived 1:1 from the capacity model.</w:t>
+      </w:r>
+    </w:p>
+    <w:tbl>
+      <w:tblPr>
+        <w:tblW w:w="0" w:type="auto"/>
+        <w:tblBorders>
+          <w:top w:val="single" w:sz="4" w:space="0" w:color="auto"/>
+          <w:left w:val="single" w:sz="4" w:space="0" w:color="auto"/>
+          <w:bottom w:val="single" w:sz="4" w:space="0" w:color="auto"/>
+          <w:right w:val="single" w:sz="4" w:space="0" w:color="auto"/>
+          <w:insideH w:val="single" w:sz="4" w:space="0" w:color="auto"/>
+          <w:insideV w:val="single" w:sz="4" w:space="0" w:color="auto"/>
+        </w:tblBorders>
+        <w:tblLayout w:type="fixed"/>
+        <w:tblLook w:val="0000" w:firstRow="0" w:lastRow="0" w:firstColumn="0" w:lastColumn="0" w:noHBand="0" w:noVBand="0"/>
+      </w:tblPr>
+      <w:tblGrid>
+        <w:gridCol w:w="3008"/>
+        <w:gridCol w:w="3009"/>
+        <w:gridCol w:w="3009"/>
+      </w:tblGrid>
+      <w:tr>
+        <w:tc>
+          <w:tcPr>
+            <w:tcW w:w="3008" w:type="dxa"/>
+          </w:tcPr>
+          <w:p>
+            <w:pPr>
+              <w:rPr>
+                <w:b/>
+                <w:lang w:val="en-ZA"/>
+              </w:rPr>
+            </w:pPr>
+            <w:r>
+              <w:rPr>
+                <w:b/>
+                <w:lang w:val="en-ZA"/>
+              </w:rPr>
+              <w:t>Category / role</w:t>
+            </w:r>
+          </w:p>
+        </w:tc>
+        <w:tc>
+          <w:tcPr>
+            <w:tcW w:w="3009" w:type="dxa"/>
+          </w:tcPr>
+          <w:p>
+            <w:pPr>
+              <w:rPr>
+                <w:b/>
+                <w:lang w:val="en-ZA"/>
+              </w:rPr>
+            </w:pPr>
+            <w:r>
+              <w:rPr>
+                <w:b/>
+                <w:lang w:val="en-ZA"/>
+              </w:rPr>
+              <w:t>Number</w:t>
+            </w:r>
+          </w:p>
+        </w:tc>
+        <w:tc>
+          <w:tcPr>
+            <w:tcW w:w="3009" w:type="dxa"/>
+          </w:tcPr>
+          <w:p>
+            <w:pPr>
+              <w:rPr>
+                <w:b/>
+                <w:lang w:val="en-ZA"/>
+              </w:rPr>
+            </w:pPr>
+            <w:r>
+              <w:rPr>
+                <w:b/>
+                <w:lang w:val="en-ZA"/>
+              </w:rPr>
+              <w:t>Note</w:t>
+            </w:r>
+          </w:p>
+        </w:tc>
+      </w:tr>
+      <w:tr>
+        <w:tc>
+          <w:tcPr>
+            <w:tcW w:w="3008" w:type="dxa"/>
+          </w:tcPr>
+          <w:p>
+            <w:pPr>
+              <w:rPr>
+                <w:lang w:val="en-ZA"/>
+              </w:rPr>
+            </w:pPr>
+            <w:r>
+              <w:rPr>
+                <w:lang w:val="en-ZA"/>
+              </w:rPr>
+              <w:t>Senior Plant Manager</w:t>
+            </w:r>
+          </w:p>
+        </w:tc>
+        <w:tc>
+          <w:tcPr>
+            <w:tcW w:w="3009" w:type="dxa"/>
+          </w:tcPr>
+          <w:p>
+            <w:pPr>
+              <w:rPr>
+                <w:lang w:val="en-ZA"/>
+              </w:rPr>
+            </w:pPr>
+            <w:r>
+              <w:rPr>
+                <w:lang w:val="en-ZA"/>
+              </w:rPr>
+              <w:t>1</w:t>
+            </w:r>
+          </w:p>
+        </w:tc>
+        <w:tc>
+          <w:tcPr>
+            <w:tcW w:w="3009" w:type="dxa"/>
+          </w:tcPr>
+          <w:p>
+            <w:pPr>
+              <w:rPr>
+                <w:lang w:val="en-ZA"/>
+              </w:rPr>
+            </w:pPr>
+            <w:r>
+              <w:rPr>
+                <w:lang w:val="en-ZA"/>
+              </w:rPr>
+              <w:t>Brief</w:t>
+            </w:r>
+          </w:p>
+        </w:tc>
+      </w:tr>
+      <w:tr>
+        <w:tc>
+          <w:tcPr>
+            <w:tcW w:w="3008" w:type="dxa"/>
+          </w:tcPr>
+          <w:p>
+            <w:pPr>
+              <w:rPr>
+                <w:lang w:val="en-ZA"/>
+              </w:rPr>
+            </w:pPr>
+            <w:r>
+              <w:rPr>
+                <w:lang w:val="en-ZA"/>
+              </w:rPr>
+              <w:t>Operations Manager</w:t>
+            </w:r>
+          </w:p>
+        </w:tc>
+        <w:tc>
+          <w:tcPr>
+            <w:tcW w:w="3009" w:type="dxa"/>
+          </w:tcPr>
+          <w:p>
+            <w:pPr>
+              <w:rPr>
+                <w:lang w:val="en-ZA"/>
+              </w:rPr>
+            </w:pPr>
+            <w:r>
+              <w:rPr>
+                <w:lang w:val="en-ZA"/>
+              </w:rPr>
+              <w:t>1</w:t>
+            </w:r>
+          </w:p>
+        </w:tc>
+        <w:tc>
+          <w:tcPr>
+            <w:tcW w:w="3009" w:type="dxa"/>
+          </w:tcPr>
+          <w:p>
+            <w:pPr>
+              <w:rPr>
+                <w:lang w:val="en-ZA"/>
+              </w:rPr>
+            </w:pPr>
+            <w:r>
+              <w:rPr>
+                <w:lang w:val="en-ZA"/>
+              </w:rPr>
+              <w:t>Brief</w:t>
+            </w:r>
+          </w:p>
+        </w:tc>
+      </w:tr>
+      <w:tr>
+        <w:tc>
+          <w:tcPr>
+            <w:tcW w:w="3008" w:type="dxa"/>
+          </w:tcPr>
+          <w:p>
+            <w:pPr>
+              <w:rPr>
+                <w:lang w:val="en-ZA"/>
+              </w:rPr>
+            </w:pPr>
+            <w:r>
+              <w:rPr>
+                <w:lang w:val="en-ZA"/>
+              </w:rPr>
+              <w:t>Inventory Manager</w:t>
+            </w:r>
+          </w:p>
+        </w:tc>
+        <w:tc>
+          <w:tcPr>
+            <w:tcW w:w="3009" w:type="dxa"/>
+          </w:tcPr>
+          <w:p>
+            <w:pPr>
+              <w:rPr>
+                <w:lang w:val="en-ZA"/>
+              </w:rPr>
+            </w:pPr>
+            <w:r>
+              <w:rPr>
+                <w:lang w:val="en-ZA"/>
+              </w:rPr>
+              <w:t>1</w:t>
+            </w:r>
+          </w:p>
+        </w:tc>
+        <w:tc>
+          <w:tcPr>
+            <w:tcW w:w="3009" w:type="dxa"/>
+          </w:tcPr>
+          <w:p>
+            <w:pPr>
+              <w:rPr>
+                <w:lang w:val="en-ZA"/>
+              </w:rPr>
+            </w:pPr>
+            <w:r>
+              <w:rPr>
+                <w:lang w:val="en-ZA"/>
+              </w:rPr>
+              <w:t>Brief</w:t>
+            </w:r>
+          </w:p>
+        </w:tc>
+      </w:tr>
+      <w:tr>
+        <w:tc>
+          <w:tcPr>
+            <w:tcW w:w="3008" w:type="dxa"/>
+          </w:tcPr>
+          <w:p>
+            <w:pPr>
+              <w:rPr>
+                <w:lang w:val="en-ZA"/>
+              </w:rPr>
+            </w:pPr>
+            <w:r>
+              <w:rPr>
+                <w:lang w:val="en-ZA"/>
+              </w:rPr>
+              <w:t>Reception</w:t>
+            </w:r>
+          </w:p>
+        </w:tc>
+        <w:tc>
+          <w:tcPr>
+            <w:tcW w:w="3009" w:type="dxa"/>
+          </w:tcPr>
+          <w:p>
+            <w:pPr>
+              <w:rPr>
+                <w:lang w:val="en-ZA"/>
+              </w:rPr>
+            </w:pPr>
+            <w:r>
+              <w:rPr>
+                <w:lang w:val="en-ZA"/>
+              </w:rPr>
+              <w:t>1</w:t>
+            </w:r>
+          </w:p>
+        </w:tc>
+        <w:tc>
+          <w:tcPr>
+            <w:tcW w:w="3009" w:type="dxa"/>
+          </w:tcPr>
+          <w:p>
+            <w:pPr>
+              <w:rPr>
+                <w:lang w:val="en-ZA"/>
+              </w:rPr>
+            </w:pPr>
+            <w:r>
+              <w:rPr>
+                <w:lang w:val="en-ZA"/>
+              </w:rPr>
+              <w:t>Brief</w:t>
+            </w:r>
+          </w:p>
+        </w:tc>
+      </w:tr>
+      <w:tr>
+        <w:tc>
+          <w:tcPr>
+            <w:tcW w:w="3008" w:type="dxa"/>
+          </w:tcPr>
+          <w:p>
+            <w:pPr>
+              <w:rPr>
+                <w:lang w:val="en-ZA"/>
+              </w:rPr>
+            </w:pPr>
+            <w:r>
+              <w:rPr>
+                <w:lang w:val="en-ZA"/>
+              </w:rPr>
+              <w:t>Purchasing</w:t>
+            </w:r>
+          </w:p>
+        </w:tc>
+        <w:tc>
+          <w:tcPr>
+            <w:tcW w:w="3009" w:type="dxa"/>
+          </w:tcPr>
+          <w:p>
+            <w:pPr>
+              <w:rPr>
+                <w:lang w:val="en-ZA"/>
+              </w:rPr>
+            </w:pPr>
+            <w:r>
+              <w:rPr>
+                <w:lang w:val="en-ZA"/>
+              </w:rPr>
+              <w:t>1</w:t>
+            </w:r>
+          </w:p>
+        </w:tc>
+        <w:tc>
+          <w:tcPr>
+            <w:tcW w:w="3009" w:type="dxa"/>
+          </w:tcPr>
+          <w:p>
+            <w:pPr>
+              <w:rPr>
+                <w:lang w:val="en-ZA"/>
+              </w:rPr>
+            </w:pPr>
+            <w:r>
+              <w:rPr>
+                <w:lang w:val="en-ZA"/>
+              </w:rPr>
+              <w:t>Brief</w:t>
+            </w:r>
+          </w:p>
+        </w:tc>
+      </w:tr>
+      <w:tr>
+        <w:tc>
+          <w:tcPr>
+            <w:tcW w:w="3008" w:type="dxa"/>
+          </w:tcPr>
+          <w:p>
+            <w:pPr>
+              <w:rPr>
+                <w:lang w:val="en-ZA"/>
+              </w:rPr>
+            </w:pPr>
+            <w:r>
+              <w:rPr>
+                <w:lang w:val="en-ZA"/>
+              </w:rPr>
+              <w:t>Sales</w:t>
+            </w:r>
+          </w:p>
+        </w:tc>
+        <w:tc>
+          <w:tcPr>
+            <w:tcW w:w="3009" w:type="dxa"/>
+          </w:tcPr>
+          <w:p>
+            <w:pPr>
+              <w:rPr>
+                <w:lang w:val="en-ZA"/>
+              </w:rPr>
+            </w:pPr>
+            <w:r>
+              <w:rPr>
+                <w:lang w:val="en-ZA"/>
+              </w:rPr>
+              <w:t>2</w:t>
+            </w:r>
+          </w:p>
+        </w:tc>
+        <w:tc>
+          <w:tcPr>
+            <w:tcW w:w="3009" w:type="dxa"/>
+          </w:tcPr>
+          <w:p>
+            <w:pPr>
+              <w:rPr>
+                <w:lang w:val="en-ZA"/>
+              </w:rPr>
+            </w:pPr>
+            <w:r>
+              <w:rPr>
+                <w:lang w:val="en-ZA"/>
+              </w:rPr>
+              <w:t>Brief (assumed count)</w:t>
+            </w:r>
+          </w:p>
+        </w:tc>
+      </w:tr>
+      <w:tr>
+        <w:tc>
+          <w:tcPr>
+            <w:tcW w:w="3008" w:type="dxa"/>
+          </w:tcPr>
+          <w:p>
+            <w:pPr>
+              <w:rPr>
+                <w:lang w:val="en-ZA"/>
+              </w:rPr>
+            </w:pPr>
+            <w:r>
+              <w:rPr>
+                <w:lang w:val="en-ZA"/>
+              </w:rPr>
+              <w:t>Finance</w:t>
+            </w:r>
+          </w:p>
+        </w:tc>
+        <w:tc>
+          <w:tcPr>
+            <w:tcW w:w="3009" w:type="dxa"/>
+          </w:tcPr>
+          <w:p>
+            <w:pPr>
+              <w:rPr>
+                <w:lang w:val="en-ZA"/>
+              </w:rPr>
+            </w:pPr>
+            <w:r>
+              <w:rPr>
+                <w:lang w:val="en-ZA"/>
+              </w:rPr>
+              <w:t>1</w:t>
+            </w:r>
+          </w:p>
+        </w:tc>
+        <w:tc>
+          <w:tcPr>
+            <w:tcW w:w="3009" w:type="dxa"/>
+          </w:tcPr>
+          <w:p>
+            <w:pPr>
+              <w:rPr>
+                <w:lang w:val="en-ZA"/>
+              </w:rPr>
+            </w:pPr>
+            <w:r>
+              <w:rPr>
+                <w:lang w:val="en-ZA"/>
+              </w:rPr>
+              <w:t>Brief</w:t>
+            </w:r>
+          </w:p>
+        </w:tc>
+      </w:tr>
+      <w:tr>
+        <w:tc>
+          <w:tcPr>
+            <w:tcW w:w="3008" w:type="dxa"/>
+          </w:tcPr>
+          <w:p>
+            <w:pPr>
+              <w:rPr>
+                <w:lang w:val="en-ZA"/>
+              </w:rPr>
+            </w:pPr>
+            <w:r>
+              <w:rPr>
+                <w:lang w:val="en-ZA"/>
+              </w:rPr>
+              <w:t>Marketing</w:t>
+            </w:r>
+          </w:p>
+        </w:tc>
+        <w:tc>
+          <w:tcPr>
+            <w:tcW w:w="3009" w:type="dxa"/>
+          </w:tcPr>
+          <w:p>
+            <w:pPr>
+              <w:rPr>
+                <w:lang w:val="en-ZA"/>
+              </w:rPr>
+            </w:pPr>
+            <w:r>
+              <w:rPr>
+                <w:lang w:val="en-ZA"/>
+              </w:rPr>
+              <w:t>1</w:t>
+            </w:r>
+          </w:p>
+        </w:tc>
+        <w:tc>
+          <w:tcPr>
+            <w:tcW w:w="3009" w:type="dxa"/>
+          </w:tcPr>
+          <w:p>
+            <w:pPr>
+              <w:rPr>
+                <w:lang w:val="en-ZA"/>
+              </w:rPr>
+            </w:pPr>
+            <w:r>
+              <w:rPr>
+                <w:lang w:val="en-ZA"/>
+              </w:rPr>
+              <w:t>Brief</w:t>
+            </w:r>
+          </w:p>
+        </w:tc>
+      </w:tr>
+      <w:tr>
+        <w:tc>
+          <w:tcPr>
+            <w:tcW w:w="3008" w:type="dxa"/>
+          </w:tcPr>
+          <w:p>
+            <w:pPr>
+              <w:rPr>
+                <w:lang w:val="en-ZA"/>
+              </w:rPr>
+            </w:pPr>
+            <w:r>
+              <w:rPr>
+                <w:lang w:val="en-ZA"/>
+              </w:rPr>
+              <w:t>Human Resources</w:t>
+            </w:r>
+          </w:p>
+        </w:tc>
+        <w:tc>
+          <w:tcPr>
+            <w:tcW w:w="3009" w:type="dxa"/>
+          </w:tcPr>
+          <w:p>
+            <w:pPr>
+              <w:rPr>
+                <w:lang w:val="en-ZA"/>
+              </w:rPr>
+            </w:pPr>
+            <w:r>
+              <w:rPr>
+                <w:lang w:val="en-ZA"/>
+              </w:rPr>
+              <w:t>1</w:t>
+            </w:r>
+          </w:p>
+        </w:tc>
+        <w:tc>
+          <w:tcPr>
+            <w:tcW w:w="3009" w:type="dxa"/>
+          </w:tcPr>
+          <w:p>
+            <w:pPr>
+              <w:rPr>
+                <w:lang w:val="en-ZA"/>
+              </w:rPr>
+            </w:pPr>
+            <w:r>
+              <w:rPr>
+                <w:lang w:val="en-ZA"/>
+              </w:rPr>
+              <w:t>Brief</w:t>
+            </w:r>
+          </w:p>
+        </w:tc>
+      </w:tr>
+      <w:tr>
+        <w:tc>
+          <w:tcPr>
+            <w:tcW w:w="3008" w:type="dxa"/>
+          </w:tcPr>
+          <w:p>
+            <w:pPr>
+              <w:rPr>
+                <w:lang w:val="en-ZA"/>
+              </w:rPr>
+            </w:pPr>
+            <w:r>
+              <w:rPr>
+                <w:lang w:val="en-ZA"/>
+              </w:rPr>
+              <w:t>Plant supervisors</w:t>
+            </w:r>
+          </w:p>
+        </w:tc>
+        <w:tc>
+          <w:tcPr>
+            <w:tcW w:w="3009" w:type="dxa"/>
+          </w:tcPr>
+          <w:p>
+            <w:pPr>
+              <w:rPr>
+                <w:lang w:val="en-ZA"/>
+              </w:rPr>
+            </w:pPr>
+            <w:r>
+              <w:rPr>
+                <w:lang w:val="en-ZA"/>
+              </w:rPr>
+              <w:t>3</w:t>
+            </w:r>
+          </w:p>
+        </w:tc>
+        <w:tc>
+          <w:tcPr>
+            <w:tcW w:w="3009" w:type="dxa"/>
+          </w:tcPr>
+          <w:p>
+            <w:pPr>
+              <w:rPr>
+                <w:lang w:val="en-ZA"/>
+              </w:rPr>
+            </w:pPr>
+            <w:r>
+              <w:rPr>
+                <w:lang w:val="en-ZA"/>
+              </w:rPr>
+              <w:t>Designer assumption, approximately one per department</w:t>
+            </w:r>
+          </w:p>
+        </w:tc>
+      </w:tr>
+      <w:tr>
+        <w:tc>
+          <w:tcPr>
+            <w:tcW w:w="3008" w:type="dxa"/>
+          </w:tcPr>
+          <w:p>
+            <w:pPr>
+              <w:rPr>
+                <w:lang w:val="en-ZA"/>
+              </w:rPr>
+            </w:pPr>
+            <w:r>
+              <w:rPr>
+                <w:lang w:val="en-ZA"/>
+              </w:rPr>
+              <w:t>Security</w:t>
+            </w:r>
+          </w:p>
+        </w:tc>
+        <w:tc>
+          <w:tcPr>
+            <w:tcW w:w="3009" w:type="dxa"/>
+          </w:tcPr>
+          <w:p>
+            <w:pPr>
+              <w:rPr>
+                <w:lang w:val="en-ZA"/>
+              </w:rPr>
+            </w:pPr>
+            <w:r>
+              <w:rPr>
+                <w:lang w:val="en-ZA"/>
+              </w:rPr>
+              <w:t>2</w:t>
+            </w:r>
+          </w:p>
+        </w:tc>
+        <w:tc>
+          <w:tcPr>
+            <w:tcW w:w="3009" w:type="dxa"/>
+          </w:tcPr>
+          <w:p>
+            <w:pPr>
+              <w:rPr>
+                <w:lang w:val="en-ZA"/>
+              </w:rPr>
+            </w:pPr>
+            <w:r>
+              <w:rPr>
+                <w:lang w:val="en-ZA"/>
+              </w:rPr>
+              <w:t>Designer assumption</w:t>
+            </w:r>
+          </w:p>
+        </w:tc>
+      </w:tr>
+      <w:tr>
+        <w:tc>
+          <w:tcPr>
+            <w:tcW w:w="3008" w:type="dxa"/>
+          </w:tcPr>
+          <w:p>
+            <w:pPr>
+              <w:rPr>
+                <w:lang w:val="en-ZA"/>
+              </w:rPr>
+            </w:pPr>
+            <w:r>
+              <w:rPr>
+                <w:lang w:val="en-ZA"/>
+              </w:rPr>
+              <w:t>Material handlers / forklift operators</w:t>
+            </w:r>
+          </w:p>
+        </w:tc>
+        <w:tc>
+          <w:tcPr>
+            <w:tcW w:w="3009" w:type="dxa"/>
+          </w:tcPr>
+          <w:p>
+            <w:pPr>
+              <w:rPr>
+                <w:lang w:val="en-ZA"/>
+              </w:rPr>
+            </w:pPr>
+            <w:r>
+              <w:rPr>
+                <w:lang w:val="en-ZA"/>
+              </w:rPr>
+              <w:t>4</w:t>
+            </w:r>
+          </w:p>
+        </w:tc>
+        <w:tc>
+          <w:tcPr>
+            <w:tcW w:w="3009" w:type="dxa"/>
+          </w:tcPr>
+          <w:p>
+            <w:pPr>
+              <w:rPr>
+                <w:lang w:val="en-ZA"/>
+              </w:rPr>
+            </w:pPr>
+            <w:r>
+              <w:rPr>
+                <w:lang w:val="en-ZA"/>
+              </w:rPr>
+              <w:t>Designer assumption</w:t>
+            </w:r>
+          </w:p>
+        </w:tc>
+      </w:tr>
+      <w:tr>
+        <w:tc>
+          <w:tcPr>
+            <w:tcW w:w="3008" w:type="dxa"/>
+          </w:tcPr>
+          <w:p>
+            <w:pPr>
+              <w:rPr>
+                <w:lang w:val="en-ZA"/>
+              </w:rPr>
+            </w:pPr>
+            <w:r>
+              <w:rPr>
+                <w:lang w:val="en-ZA"/>
+              </w:rPr>
+              <w:t>Equipment-dependent and QA operators</w:t>
+            </w:r>
+          </w:p>
+        </w:tc>
+        <w:tc>
+          <w:tcPr>
+            <w:tcW w:w="3009" w:type="dxa"/>
+          </w:tcPr>
+          <w:p>
+            <w:pPr>
+              <w:rPr>
+                <w:lang w:val="en-ZA"/>
+              </w:rPr>
+            </w:pPr>
+            <w:r>
+              <w:rPr>
+                <w:lang w:val="en-ZA"/>
+              </w:rPr>
+              <w:t>5</w:t>
+            </w:r>
+          </w:p>
+        </w:tc>
+        <w:tc>
+          <w:tcPr>
+            <w:tcW w:w="3009" w:type="dxa"/>
+          </w:tcPr>
+          <w:p>
+            <w:pPr>
+              <w:rPr>
+                <w:lang w:val="en-ZA"/>
+              </w:rPr>
+            </w:pPr>
+            <w:r>
+              <w:rPr>
+                <w:lang w:val="en-ZA"/>
+              </w:rPr>
+              <w:t>Heat treat, sandblast, powder coat, inspection (designer assumption)</w:t>
+            </w:r>
+          </w:p>
+        </w:tc>
+      </w:tr>
+      <w:tr>
+        <w:tc>
+          <w:tcPr>
+            <w:tcW w:w="3008" w:type="dxa"/>
+          </w:tcPr>
+          <w:p>
+            <w:pPr>
+              <w:rPr>
+                <w:lang w:val="en-ZA"/>
+              </w:rPr>
+            </w:pPr>
+            <w:r>
+              <w:rPr>
+                <w:lang w:val="en-ZA"/>
+              </w:rPr>
+              <w:t>Production operators</w:t>
+            </w:r>
+          </w:p>
+        </w:tc>
+        <w:tc>
+          <w:tcPr>
+            <w:tcW w:w="3009" w:type="dxa"/>
+          </w:tcPr>
+          <w:p>
+            <w:pPr>
+              <w:rPr>
+                <w:lang w:val="en-ZA"/>
+              </w:rPr>
+            </w:pPr>
+            <w:r>
+              <w:rPr>
+                <w:lang w:val="en-ZA"/>
+              </w:rPr>
+              <w:t>34</w:t>
+            </w:r>
+          </w:p>
+        </w:tc>
+        <w:tc>
+          <w:tcPr>
+            <w:tcW w:w="3009" w:type="dxa"/>
+          </w:tcPr>
+          <w:p>
+            <w:pPr>
+              <w:rPr>
+                <w:lang w:val="en-ZA"/>
+              </w:rPr>
+            </w:pPr>
+            <w:r>
+              <w:rPr>
+                <w:lang w:val="en-ZA"/>
+              </w:rPr>
+              <w:t>From capacity model, line processes 1:1</w:t>
+            </w:r>
+          </w:p>
+        </w:tc>
+      </w:tr>
+      <w:tr>
+        <w:tc>
+          <w:tcPr>
+            <w:tcW w:w="3008" w:type="dxa"/>
+          </w:tcPr>
+          <w:p>
+            <w:pPr>
+              <w:rPr>
+                <w:lang w:val="en-ZA"/>
+              </w:rPr>
+            </w:pPr>
+            <w:r>
+              <w:rPr>
+                <w:lang w:val="en-ZA"/>
+              </w:rPr>
+              <w:t>TOTAL headcount</w:t>
+            </w:r>
+          </w:p>
+        </w:tc>
+        <w:tc>
+          <w:tcPr>
+            <w:tcW w:w="3009" w:type="dxa"/>
+          </w:tcPr>
+          <w:p>
+            <w:pPr>
+              <w:rPr>
+                <w:lang w:val="en-ZA"/>
+              </w:rPr>
+            </w:pPr>
+            <w:r>
+              <w:rPr>
+                <w:lang w:val="en-ZA"/>
+              </w:rPr>
+              <w:t>58</w:t>
+            </w:r>
+          </w:p>
+        </w:tc>
+        <w:tc>
+          <w:tcPr>
+            <w:tcW w:w="3009" w:type="dxa"/>
+          </w:tcPr>
+          <w:p>
+            <w:pPr>
+              <w:rPr>
+                <w:lang w:val="en-ZA"/>
+              </w:rPr>
+            </w:pPr>
+          </w:p>
+        </w:tc>
+      </w:tr>
+    </w:tbl>
+    <w:p>
+      <w:pPr>
+        <w:rPr>
+          <w:lang w:val="en-ZA"/>
+        </w:rPr>
+      </w:pPr>
+    </w:p>
+    <w:p>
+      <w:pPr>
+        <w:rPr>
+          <w:lang w:val="en-ZA"/>
+        </w:rPr>
+      </w:pPr>
+      <w:r>
+        <w:rPr>
+          <w:lang w:val="en-ZA"/>
+        </w:rPr>
+        <w:t>Office and amenity space:</w:t>
+      </w:r>
+    </w:p>
+    <w:tbl>
+      <w:tblPr>
+        <w:tblW w:w="0" w:type="auto"/>
+        <w:tblBorders>
+          <w:top w:val="single" w:sz="4" w:space="0" w:color="auto"/>
+          <w:left w:val="single" w:sz="4" w:space="0" w:color="auto"/>
+          <w:bottom w:val="single" w:sz="4" w:space="0" w:color="auto"/>
+          <w:right w:val="single" w:sz="4" w:space="0" w:color="auto"/>
+          <w:insideH w:val="single" w:sz="4" w:space="0" w:color="auto"/>
+          <w:insideV w:val="single" w:sz="4" w:space="0" w:color="auto"/>
+        </w:tblBorders>
+        <w:tblLayout w:type="fixed"/>
+        <w:tblLook w:val="0000" w:firstRow="0" w:lastRow="0" w:firstColumn="0" w:lastColumn="0" w:noHBand="0" w:noVBand="0"/>
+      </w:tblPr>
+      <w:tblGrid>
+        <w:gridCol w:w="3008"/>
+        <w:gridCol w:w="3009"/>
+        <w:gridCol w:w="3009"/>
+      </w:tblGrid>
+      <w:tr>
+        <w:tc>
+          <w:tcPr>
+            <w:tcW w:w="3008" w:type="dxa"/>
+          </w:tcPr>
+          <w:p>
+            <w:pPr>
+              <w:rPr>
+                <w:b/>
+                <w:lang w:val="en-ZA"/>
+              </w:rPr>
+            </w:pPr>
+            <w:r>
+              <w:rPr>
+                <w:b/>
+                <w:lang w:val="en-ZA"/>
+              </w:rPr>
+              <w:t>Area / department</w:t>
+            </w:r>
+          </w:p>
+        </w:tc>
+        <w:tc>
+          <w:tcPr>
+            <w:tcW w:w="3009" w:type="dxa"/>
+          </w:tcPr>
+          <w:p>
+            <w:pPr>
+              <w:rPr>
+                <w:b/>
+                <w:lang w:val="en-ZA"/>
+              </w:rPr>
+            </w:pPr>
+            <w:r>
+              <w:rPr>
+                <w:b/>
+                <w:lang w:val="en-ZA"/>
+              </w:rPr>
+              <w:t>Floor area (m2)</w:t>
+            </w:r>
+          </w:p>
+        </w:tc>
+        <w:tc>
+          <w:tcPr>
+            <w:tcW w:w="3009" w:type="dxa"/>
+          </w:tcPr>
+          <w:p>
+            <w:pPr>
+              <w:rPr>
+                <w:b/>
+                <w:lang w:val="en-ZA"/>
+              </w:rPr>
+            </w:pPr>
+            <w:r>
+              <w:rPr>
+                <w:b/>
+                <w:lang w:val="en-ZA"/>
+              </w:rPr>
+              <w:t>Basis</w:t>
+            </w:r>
+          </w:p>
+        </w:tc>
+      </w:tr>
+      <w:tr>
+        <w:tc>
+          <w:tcPr>
+            <w:tcW w:w="3008" w:type="dxa"/>
+          </w:tcPr>
+          <w:p>
+            <w:pPr>
+              <w:rPr>
+                <w:lang w:val="en-ZA"/>
+              </w:rPr>
+            </w:pPr>
+            <w:r>
+              <w:rPr>
+                <w:lang w:val="en-ZA"/>
+              </w:rPr>
+              <w:t>Receiving and dispatch</w:t>
+            </w:r>
+          </w:p>
+        </w:tc>
+        <w:tc>
+          <w:tcPr>
+            <w:tcW w:w="3009" w:type="dxa"/>
+          </w:tcPr>
+          <w:p>
+            <w:pPr>
+              <w:rPr>
+                <w:lang w:val="en-ZA"/>
+              </w:rPr>
+            </w:pPr>
+            <w:r>
+              <w:rPr>
+                <w:lang w:val="en-ZA"/>
+              </w:rPr>
+              <w:t>220</w:t>
+            </w:r>
+          </w:p>
+        </w:tc>
+        <w:tc>
+          <w:tcPr>
+            <w:tcW w:w="3009" w:type="dxa"/>
+          </w:tcPr>
+          <w:p>
+            <w:pPr>
+              <w:rPr>
+                <w:lang w:val="en-ZA"/>
+              </w:rPr>
+            </w:pPr>
+            <w:r>
+              <w:rPr>
+                <w:lang w:val="en-ZA"/>
+              </w:rPr>
+              <w:t>Docks and staging (designer assumption)</w:t>
+            </w:r>
+          </w:p>
+        </w:tc>
+      </w:tr>
+      <w:tr>
+        <w:tc>
+          <w:tcPr>
+            <w:tcW w:w="3008" w:type="dxa"/>
+          </w:tcPr>
+          <w:p>
+            <w:pPr>
+              <w:rPr>
+                <w:lang w:val="en-ZA"/>
+              </w:rPr>
+            </w:pPr>
+            <w:r>
+              <w:rPr>
+                <w:lang w:val="en-ZA"/>
+              </w:rPr>
+              <w:t>Offices</w:t>
+            </w:r>
+          </w:p>
+        </w:tc>
+        <w:tc>
+          <w:tcPr>
+            <w:tcW w:w="3009" w:type="dxa"/>
+          </w:tcPr>
+          <w:p>
+            <w:pPr>
+              <w:rPr>
+                <w:lang w:val="en-ZA"/>
+              </w:rPr>
+            </w:pPr>
+            <w:r>
+              <w:rPr>
+                <w:lang w:val="en-ZA"/>
+              </w:rPr>
+              <w:t>216</w:t>
+            </w:r>
+          </w:p>
+        </w:tc>
+        <w:tc>
+          <w:tcPr>
+            <w:tcW w:w="3009" w:type="dxa"/>
+          </w:tcPr>
+          <w:p>
+            <w:pPr>
+              <w:rPr>
+                <w:lang w:val="en-ZA"/>
+              </w:rPr>
+            </w:pPr>
+            <w:r>
+              <w:rPr>
+                <w:lang w:val="en-ZA"/>
+              </w:rPr>
+              <w:t>24 non-operator staff x 9 m2 per person (designer assumption)</w:t>
+            </w:r>
+          </w:p>
+        </w:tc>
+      </w:tr>
+      <w:tr>
+        <w:tc>
+          <w:tcPr>
+            <w:tcW w:w="3008" w:type="dxa"/>
+          </w:tcPr>
+          <w:p>
+            <w:pPr>
+              <w:rPr>
+                <w:lang w:val="en-ZA"/>
+              </w:rPr>
+            </w:pPr>
+            <w:r>
+              <w:rPr>
+                <w:lang w:val="en-ZA"/>
+              </w:rPr>
+              <w:t>Amenities (lockers, restrooms, cafeteria)</w:t>
+            </w:r>
+          </w:p>
+        </w:tc>
+        <w:tc>
+          <w:tcPr>
+            <w:tcW w:w="3009" w:type="dxa"/>
+          </w:tcPr>
+          <w:p>
+            <w:pPr>
+              <w:rPr>
+                <w:lang w:val="en-ZA"/>
+              </w:rPr>
+            </w:pPr>
+            <w:r>
+              <w:rPr>
+                <w:lang w:val="en-ZA"/>
+              </w:rPr>
+              <w:t>203</w:t>
+            </w:r>
+          </w:p>
+        </w:tc>
+        <w:tc>
+          <w:tcPr>
+            <w:tcW w:w="3009" w:type="dxa"/>
+          </w:tcPr>
+          <w:p>
+            <w:pPr>
+              <w:rPr>
+                <w:lang w:val="en-ZA"/>
+              </w:rPr>
+            </w:pPr>
+            <w:r>
+              <w:rPr>
+                <w:lang w:val="en-ZA"/>
+              </w:rPr>
+              <w:t>58 headcount x 3.5 m2 per person (designer assumption)</w:t>
+            </w:r>
+          </w:p>
+        </w:tc>
+      </w:tr>
+    </w:tbl>
+    <w:p>
+      <w:pPr>
+        <w:rPr>
+          <w:lang w:val="en-ZA"/>
+        </w:rPr>
+      </w:pPr>
+    </w:p>
+    <w:p>
+      <w:pPr>
+        <w:rPr>
+          <w:lang w:val="en-ZA"/>
+        </w:rPr>
+      </w:pPr>
+      <w:r>
+        <w:rPr>
+          <w:lang w:val="en-ZA"/>
+        </w:rPr>
+        <w:t>Parking and site vehicle provision:</w:t>
+      </w:r>
+    </w:p>
+    <w:tbl>
+      <w:tblPr>
+        <w:tblW w:w="0" w:type="auto"/>
+        <w:tblBorders>
+          <w:top w:val="single" w:sz="4" w:space="0" w:color="auto"/>
+          <w:left w:val="single" w:sz="4" w:space="0" w:color="auto"/>
+          <w:bottom w:val="single" w:sz="4" w:space="0" w:color="auto"/>
+          <w:right w:val="single" w:sz="4" w:space="0" w:color="auto"/>
+          <w:insideH w:val="single" w:sz="4" w:space="0" w:color="auto"/>
+          <w:insideV w:val="single" w:sz="4" w:space="0" w:color="auto"/>
+        </w:tblBorders>
+        <w:tblLayout w:type="fixed"/>
+        <w:tblLook w:val="0000" w:firstRow="0" w:lastRow="0" w:firstColumn="0" w:lastColumn="0" w:noHBand="0" w:noVBand="0"/>
+      </w:tblPr>
+      <w:tblGrid>
+        <w:gridCol w:w="3008"/>
+        <w:gridCol w:w="3009"/>
+        <w:gridCol w:w="3009"/>
+      </w:tblGrid>
+      <w:tr>
+        <w:tc>
+          <w:tcPr>
+            <w:tcW w:w="3008" w:type="dxa"/>
+          </w:tcPr>
+          <w:p>
+            <w:pPr>
+              <w:rPr>
+                <w:b/>
+                <w:lang w:val="en-ZA"/>
+              </w:rPr>
+            </w:pPr>
+            <w:r>
+              <w:rPr>
+                <w:b/>
+                <w:lang w:val="en-ZA"/>
+              </w:rPr>
+              <w:t>Item</w:t>
+            </w:r>
+          </w:p>
+        </w:tc>
+        <w:tc>
+          <w:tcPr>
+            <w:tcW w:w="3009" w:type="dxa"/>
+          </w:tcPr>
+          <w:p>
+            <w:pPr>
+              <w:rPr>
+                <w:b/>
+                <w:lang w:val="en-ZA"/>
+              </w:rPr>
+            </w:pPr>
+            <w:r>
+              <w:rPr>
+                <w:b/>
+                <w:lang w:val="en-ZA"/>
+              </w:rPr>
+              <w:t>Number / area</w:t>
+            </w:r>
+          </w:p>
+        </w:tc>
+        <w:tc>
+          <w:tcPr>
+            <w:tcW w:w="3009" w:type="dxa"/>
+          </w:tcPr>
+          <w:p>
+            <w:pPr>
+              <w:rPr>
+                <w:b/>
+                <w:lang w:val="en-ZA"/>
+              </w:rPr>
+            </w:pPr>
+            <w:r>
+              <w:rPr>
+                <w:b/>
+                <w:lang w:val="en-ZA"/>
+              </w:rPr>
+              <w:t>Basis</w:t>
+            </w:r>
+          </w:p>
+        </w:tc>
+      </w:tr>
+      <w:tr>
+        <w:tc>
+          <w:tcPr>
+            <w:tcW w:w="3008" w:type="dxa"/>
+          </w:tcPr>
+          <w:p>
+            <w:pPr>
+              <w:rPr>
+                <w:lang w:val="en-ZA"/>
+              </w:rPr>
+            </w:pPr>
+            <w:r>
+              <w:rPr>
+                <w:lang w:val="en-ZA"/>
+              </w:rPr>
+              <w:t>Employee bays</w:t>
+            </w:r>
+          </w:p>
+        </w:tc>
+        <w:tc>
+          <w:tcPr>
+            <w:tcW w:w="3009" w:type="dxa"/>
+          </w:tcPr>
+          <w:p>
+            <w:pPr>
+              <w:rPr>
+                <w:lang w:val="en-ZA"/>
+              </w:rPr>
+            </w:pPr>
+            <w:r>
+              <w:rPr>
+                <w:lang w:val="en-ZA"/>
+              </w:rPr>
+              <w:t>58 bays</w:t>
+            </w:r>
+          </w:p>
+        </w:tc>
+        <w:tc>
+          <w:tcPr>
+            <w:tcW w:w="3009" w:type="dxa"/>
+          </w:tcPr>
+          <w:p>
+            <w:pPr>
+              <w:rPr>
+                <w:lang w:val="en-ZA"/>
+              </w:rPr>
+            </w:pPr>
+            <w:r>
+              <w:rPr>
+                <w:lang w:val="en-ZA"/>
+              </w:rPr>
+              <w:t>1 bay per on-site employee</w:t>
+            </w:r>
+          </w:p>
+        </w:tc>
+      </w:tr>
+      <w:tr>
+        <w:tc>
+          <w:tcPr>
+            <w:tcW w:w="3008" w:type="dxa"/>
+          </w:tcPr>
+          <w:p>
+            <w:pPr>
+              <w:rPr>
+                <w:lang w:val="en-ZA"/>
+              </w:rPr>
+            </w:pPr>
+            <w:r>
+              <w:rPr>
+                <w:lang w:val="en-ZA"/>
+              </w:rPr>
+              <w:t>Visitor and collection bays</w:t>
+            </w:r>
+          </w:p>
+        </w:tc>
+        <w:tc>
+          <w:tcPr>
+            <w:tcW w:w="3009" w:type="dxa"/>
+          </w:tcPr>
+          <w:p>
+            <w:pPr>
+              <w:rPr>
+                <w:lang w:val="en-ZA"/>
+              </w:rPr>
+            </w:pPr>
+            <w:r>
+              <w:rPr>
+                <w:lang w:val="en-ZA"/>
+              </w:rPr>
+              <w:t>8 bays</w:t>
+            </w:r>
+          </w:p>
+        </w:tc>
+        <w:tc>
+          <w:tcPr>
+            <w:tcW w:w="3009" w:type="dxa"/>
+          </w:tcPr>
+          <w:p>
+            <w:pPr>
+              <w:rPr>
+                <w:lang w:val="en-ZA"/>
+              </w:rPr>
+            </w:pPr>
+            <w:r>
+              <w:rPr>
+                <w:lang w:val="en-ZA"/>
+              </w:rPr>
+              <w:t>Designer assumption</w:t>
+            </w:r>
+          </w:p>
+        </w:tc>
+      </w:tr>
+      <w:tr>
+        <w:tc>
+          <w:tcPr>
+            <w:tcW w:w="3008" w:type="dxa"/>
+          </w:tcPr>
+          <w:p>
+            <w:pPr>
+              <w:rPr>
+                <w:lang w:val="en-ZA"/>
+              </w:rPr>
+            </w:pPr>
+            <w:r>
+              <w:rPr>
+                <w:lang w:val="en-ZA"/>
+              </w:rPr>
+              <w:t>Total car bays</w:t>
+            </w:r>
+          </w:p>
+        </w:tc>
+        <w:tc>
+          <w:tcPr>
+            <w:tcW w:w="3009" w:type="dxa"/>
+          </w:tcPr>
+          <w:p>
+            <w:pPr>
+              <w:rPr>
+                <w:lang w:val="en-ZA"/>
+              </w:rPr>
+            </w:pPr>
+            <w:r>
+              <w:rPr>
+                <w:lang w:val="en-ZA"/>
+              </w:rPr>
+              <w:t>66 bays, 1 848 m2</w:t>
+            </w:r>
+          </w:p>
+        </w:tc>
+        <w:tc>
+          <w:tcPr>
+            <w:tcW w:w="3009" w:type="dxa"/>
+          </w:tcPr>
+          <w:p>
+            <w:pPr>
+              <w:rPr>
+                <w:lang w:val="en-ZA"/>
+              </w:rPr>
+            </w:pPr>
+            <w:r>
+              <w:rPr>
+                <w:lang w:val="en-ZA"/>
+              </w:rPr>
+              <w:t>28 m2 per bay including aisle (designer assumption)</w:t>
+            </w:r>
+          </w:p>
+        </w:tc>
+      </w:tr>
+      <w:tr>
+        <w:tc>
+          <w:tcPr>
+            <w:tcW w:w="3008" w:type="dxa"/>
+          </w:tcPr>
+          <w:p>
+            <w:pPr>
+              <w:rPr>
+                <w:lang w:val="en-ZA"/>
+              </w:rPr>
+            </w:pPr>
+            <w:r>
+              <w:rPr>
+                <w:lang w:val="en-ZA"/>
+              </w:rPr>
+              <w:t>Truck fleet bays</w:t>
+            </w:r>
+          </w:p>
+        </w:tc>
+        <w:tc>
+          <w:tcPr>
+            <w:tcW w:w="3009" w:type="dxa"/>
+          </w:tcPr>
+          <w:p>
+            <w:pPr>
+              <w:rPr>
+                <w:lang w:val="en-ZA"/>
+              </w:rPr>
+            </w:pPr>
+            <w:r>
+              <w:rPr>
+                <w:lang w:val="en-ZA"/>
+              </w:rPr>
+              <w:t>5 bays, 350 m2</w:t>
+            </w:r>
+          </w:p>
+        </w:tc>
+        <w:tc>
+          <w:tcPr>
+            <w:tcW w:w="3009" w:type="dxa"/>
+          </w:tcPr>
+          <w:p>
+            <w:pPr>
+              <w:rPr>
+                <w:lang w:val="en-ZA"/>
+              </w:rPr>
+            </w:pPr>
+            <w:r>
+              <w:rPr>
+                <w:lang w:val="en-ZA"/>
+              </w:rPr>
+              <w:t>Own fleet, 70 m2 per bay including manoeuvring (designer assumption)</w:t>
+            </w:r>
+          </w:p>
+        </w:tc>
+      </w:tr>
+      <w:tr>
+        <w:tc>
+          <w:tcPr>
+            <w:tcW w:w="3008" w:type="dxa"/>
+          </w:tcPr>
+          <w:p>
+            <w:pPr>
+              <w:rPr>
+                <w:lang w:val="en-ZA"/>
+              </w:rPr>
+            </w:pPr>
+            <w:r>
+              <w:rPr>
+                <w:lang w:val="en-ZA"/>
+              </w:rPr>
+              <w:t>Total vehicle area</w:t>
+            </w:r>
+          </w:p>
+        </w:tc>
+        <w:tc>
+          <w:tcPr>
+            <w:tcW w:w="3009" w:type="dxa"/>
+          </w:tcPr>
+          <w:p>
+            <w:pPr>
+              <w:rPr>
+                <w:lang w:val="en-ZA"/>
+              </w:rPr>
+            </w:pPr>
+            <w:r>
+              <w:rPr>
+                <w:lang w:val="en-ZA"/>
+              </w:rPr>
+              <w:t>2 198 m2</w:t>
+            </w:r>
+          </w:p>
+        </w:tc>
+        <w:tc>
+          <w:tcPr>
+            <w:tcW w:w="3009" w:type="dxa"/>
+          </w:tcPr>
+          <w:p>
+            <w:pPr>
+              <w:rPr>
+                <w:lang w:val="en-ZA"/>
+              </w:rPr>
+            </w:pPr>
+          </w:p>
+        </w:tc>
+      </w:tr>
+    </w:tbl>
+    <w:p>
+      <w:pPr>
+        <w:rPr>
+          <w:lang w:val="en-ZA"/>
+        </w:rPr>
+      </w:pPr>
+    </w:p>
+    <w:p>
+      <w:pPr>
+        <w:pStyle w:val="Heading3"/>
+        <w:rPr>
+          <w:lang w:val="en-ZA"/>
+        </w:rPr>
+      </w:pPr>
+      <w:r>
+        <w:rPr>
+          <w:lang w:val="en-ZA"/>
+        </w:rPr>
+        <w:t>Total Building and Site Footprint</w:t>
+      </w:r>
+    </w:p>
+    <w:tbl>
+      <w:tblPr>
+        <w:tblW w:w="0" w:type="auto"/>
+        <w:tblBorders>
+          <w:top w:val="single" w:sz="4" w:space="0" w:color="auto"/>
+          <w:left w:val="single" w:sz="4" w:space="0" w:color="auto"/>
+          <w:bottom w:val="single" w:sz="4" w:space="0" w:color="auto"/>
+          <w:right w:val="single" w:sz="4" w:space="0" w:color="auto"/>
+          <w:insideH w:val="single" w:sz="4" w:space="0" w:color="auto"/>
+          <w:insideV w:val="single" w:sz="4" w:space="0" w:color="auto"/>
+        </w:tblBorders>
+        <w:tblLayout w:type="fixed"/>
+        <w:tblLook w:val="0000" w:firstRow="0" w:lastRow="0" w:firstColumn="0" w:lastColumn="0" w:noHBand="0" w:noVBand="0"/>
+      </w:tblPr>
+      <w:tblGrid>
+        <w:gridCol w:w="4513"/>
+        <w:gridCol w:w="4513"/>
+      </w:tblGrid>
+      <w:tr>
+        <w:tc>
+          <w:tcPr>
+            <w:tcW w:w="4513" w:type="dxa"/>
+          </w:tcPr>
+          <w:p>
+            <w:pPr>
+              <w:rPr>
+                <w:b/>
+                <w:lang w:val="en-ZA"/>
+              </w:rPr>
+            </w:pPr>
+            <w:r>
+              <w:rPr>
+                <w:b/>
+                <w:lang w:val="en-ZA"/>
+              </w:rPr>
+              <w:t>Item</w:t>
+            </w:r>
+          </w:p>
+        </w:tc>
+        <w:tc>
+          <w:tcPr>
+            <w:tcW w:w="4513" w:type="dxa"/>
+          </w:tcPr>
+          <w:p>
+            <w:pPr>
+              <w:rPr>
+                <w:b/>
+                <w:lang w:val="en-ZA"/>
+              </w:rPr>
+            </w:pPr>
+            <w:r>
+              <w:rPr>
+                <w:b/>
+                <w:lang w:val="en-ZA"/>
+              </w:rPr>
+              <w:t>Floor area (m2)</w:t>
+            </w:r>
+          </w:p>
+        </w:tc>
+      </w:tr>
+      <w:tr>
+        <w:tc>
+          <w:tcPr>
+            <w:tcW w:w="4513" w:type="dxa"/>
+          </w:tcPr>
+          <w:p>
+            <w:pPr>
+              <w:rPr>
+                <w:lang w:val="en-ZA"/>
+              </w:rPr>
+            </w:pPr>
+            <w:r>
+              <w:rPr>
+                <w:lang w:val="en-ZA"/>
+              </w:rPr>
+              <w:t>Subtotal (functional floor area)</w:t>
+            </w:r>
+          </w:p>
+        </w:tc>
+        <w:tc>
+          <w:tcPr>
+            <w:tcW w:w="4513" w:type="dxa"/>
+          </w:tcPr>
+          <w:p>
+            <w:pPr>
+              <w:rPr>
+                <w:lang w:val="en-ZA"/>
+              </w:rPr>
+            </w:pPr>
+            <w:r>
+              <w:rPr>
+                <w:lang w:val="en-ZA"/>
+              </w:rPr>
+              <w:t>1 209.3</w:t>
+            </w:r>
+          </w:p>
+        </w:tc>
+      </w:tr>
+      <w:tr>
+        <w:tc>
+          <w:tcPr>
+            <w:tcW w:w="4513" w:type="dxa"/>
+          </w:tcPr>
+          <w:p>
+            <w:pPr>
+              <w:rPr>
+                <w:lang w:val="en-ZA"/>
+              </w:rPr>
+            </w:pPr>
+            <w:r>
+              <w:rPr>
+                <w:lang w:val="en-ZA"/>
+              </w:rPr>
+              <w:t>Circulation and aisle allowance (25%)</w:t>
+            </w:r>
+          </w:p>
+        </w:tc>
+        <w:tc>
+          <w:tcPr>
+            <w:tcW w:w="4513" w:type="dxa"/>
+          </w:tcPr>
+          <w:p>
+            <w:pPr>
+              <w:rPr>
+                <w:lang w:val="en-ZA"/>
+              </w:rPr>
+            </w:pPr>
+            <w:r>
+              <w:rPr>
+                <w:lang w:val="en-ZA"/>
+              </w:rPr>
+              <w:t>302.3</w:t>
+            </w:r>
+          </w:p>
+        </w:tc>
+      </w:tr>
+      <w:tr>
+        <w:tc>
+          <w:tcPr>
+            <w:tcW w:w="4513" w:type="dxa"/>
+          </w:tcPr>
+          <w:p>
+            <w:pPr>
+              <w:rPr>
+                <w:lang w:val="en-ZA"/>
+              </w:rPr>
+            </w:pPr>
+            <w:r>
+              <w:rPr>
+                <w:lang w:val="en-ZA"/>
+              </w:rPr>
+              <w:t>Building subtotal</w:t>
+            </w:r>
+          </w:p>
+        </w:tc>
+        <w:tc>
+          <w:tcPr>
+            <w:tcW w:w="4513" w:type="dxa"/>
+          </w:tcPr>
+          <w:p>
+            <w:pPr>
+              <w:rPr>
+                <w:lang w:val="en-ZA"/>
+              </w:rPr>
+            </w:pPr>
+            <w:r>
+              <w:rPr>
+                <w:lang w:val="en-ZA"/>
+              </w:rPr>
+              <w:t>1 511.6</w:t>
+            </w:r>
+          </w:p>
+        </w:tc>
+      </w:tr>
+      <w:tr>
+        <w:tc>
+          <w:tcPr>
+            <w:tcW w:w="4513" w:type="dxa"/>
+          </w:tcPr>
+          <w:p>
+            <w:pPr>
+              <w:rPr>
+                <w:lang w:val="en-ZA"/>
+              </w:rPr>
+            </w:pPr>
+            <w:r>
+              <w:rPr>
+                <w:lang w:val="en-ZA"/>
+              </w:rPr>
+              <w:t>Future expansion provision (approximately 10%)</w:t>
+            </w:r>
+          </w:p>
+        </w:tc>
+        <w:tc>
+          <w:tcPr>
+            <w:tcW w:w="4513" w:type="dxa"/>
+          </w:tcPr>
+          <w:p>
+            <w:pPr>
+              <w:rPr>
+                <w:lang w:val="en-ZA"/>
+              </w:rPr>
+            </w:pPr>
+            <w:r>
+              <w:rPr>
+                <w:lang w:val="en-ZA"/>
+              </w:rPr>
+              <w:t>151</w:t>
+            </w:r>
+          </w:p>
+        </w:tc>
+      </w:tr>
+      <w:tr>
+        <w:tc>
+          <w:tcPr>
+            <w:tcW w:w="4513" w:type="dxa"/>
+          </w:tcPr>
+          <w:p>
+            <w:pPr>
+              <w:rPr>
+                <w:lang w:val="en-ZA"/>
+              </w:rPr>
+            </w:pPr>
+            <w:r>
+              <w:rPr>
+                <w:lang w:val="en-ZA"/>
+              </w:rPr>
+              <w:t>TOTAL BUILDING FOOTPRINT</w:t>
+            </w:r>
+          </w:p>
+        </w:tc>
+        <w:tc>
+          <w:tcPr>
+            <w:tcW w:w="4513" w:type="dxa"/>
+          </w:tcPr>
+          <w:p>
+            <w:pPr>
+              <w:rPr>
+                <w:lang w:val="en-ZA"/>
+              </w:rPr>
+            </w:pPr>
+            <w:r>
+              <w:rPr>
+                <w:lang w:val="en-ZA"/>
+              </w:rPr>
+              <w:t>1 663</w:t>
+            </w:r>
+          </w:p>
+        </w:tc>
+      </w:tr>
+      <w:tr>
+        <w:tc>
+          <w:tcPr>
+            <w:tcW w:w="4513" w:type="dxa"/>
+          </w:tcPr>
+          <w:p>
+            <w:pPr>
+              <w:rPr>
+                <w:lang w:val="en-ZA"/>
+              </w:rPr>
+            </w:pPr>
+            <w:r>
+              <w:rPr>
+                <w:lang w:val="en-ZA"/>
+              </w:rPr>
+              <w:t>Parking and truck fleet (site)</w:t>
+            </w:r>
+          </w:p>
+        </w:tc>
+        <w:tc>
+          <w:tcPr>
+            <w:tcW w:w="4513" w:type="dxa"/>
+          </w:tcPr>
+          <w:p>
+            <w:pPr>
+              <w:rPr>
+                <w:lang w:val="en-ZA"/>
+              </w:rPr>
+            </w:pPr>
+            <w:r>
+              <w:rPr>
+                <w:lang w:val="en-ZA"/>
+              </w:rPr>
+              <w:t>2 198</w:t>
+            </w:r>
+          </w:p>
+        </w:tc>
+      </w:tr>
+      <w:tr>
+        <w:tc>
+          <w:tcPr>
+            <w:tcW w:w="4513" w:type="dxa"/>
+          </w:tcPr>
+          <w:p>
+            <w:pPr>
+              <w:rPr>
+                <w:lang w:val="en-ZA"/>
+              </w:rPr>
+            </w:pPr>
+            <w:r>
+              <w:rPr>
+                <w:lang w:val="en-ZA"/>
+              </w:rPr>
+              <w:t>INDICATIVE SITE FOOTPRINT</w:t>
+            </w:r>
+          </w:p>
+        </w:tc>
+        <w:tc>
+          <w:tcPr>
+            <w:tcW w:w="4513" w:type="dxa"/>
+          </w:tcPr>
+          <w:p>
+            <w:pPr>
+              <w:rPr>
+                <w:lang w:val="en-ZA"/>
+              </w:rPr>
+            </w:pPr>
+            <w:r>
+              <w:rPr>
+                <w:lang w:val="en-ZA"/>
+              </w:rPr>
+              <w:t>3 861</w:t>
+            </w:r>
+          </w:p>
+        </w:tc>
+      </w:tr>
+    </w:tbl>
+    <w:p>
+      <w:pPr>
+        <w:rPr>
+          <w:lang w:val="en-ZA"/>
+        </w:rPr>
+      </w:pPr>
+    </w:p>
+    <w:p>
+      <w:pPr>
+        <w:rPr>
+          <w:lang w:val="en-ZA"/>
+        </w:rPr>
+      </w:pPr>
+      <w:r>
+        <w:rPr>
+          <w:lang w:val="en-ZA"/>
+        </w:rPr>
+        <w:t>All figures above are traceable to the capacity and space workbook and will be refined once supplier quotations are obtained for enclosed process areas, racking and paving rates.</w:t>
+      </w:r>
+    </w:p>
+    <w:p>
+      <w:pPr>
+        <w:pStyle w:val="Heading1"/>
+      </w:pPr>
+      <w:r>
+        <w:t>Design Alternatives</w:t>
+      </w:r>
+    </w:p>
+    <w:p>
+      <w:pPr>
+        <w:rPr>
+          <w:lang w:val="en-ZA"/>
+        </w:rPr>
+      </w:pPr>
+      <w:r>
+        <w:rPr>
+          <w:lang w:val="en-ZA"/>
+        </w:rPr>
+        <w:t>Three alternative block layouts were developed from the activity relationships implied by the process flow (Section 5) and the department groupings used in the space requirements above (Section 6.6). Each alternative arranges the same set of departments (receiving, raw material storage, tube processing, sheet and hinge processing, heat treat and surface preparation, the enclosed powder coating area, assembly and packaging, finished goods storage, dispatch, and support facilities) into a different flow pattern, so that the choice between them turns on flow logic, hazard separation and expansion capacity rather than on department content.</w:t>
+      </w:r>
+    </w:p>
+    <w:p>
+      <w:pPr>
+        <w:pStyle w:val="Heading2"/>
+      </w:pPr>
+      <w:r>
+        <w:t>Alternative 1: Linear Spine</w:t>
+      </w:r>
+    </w:p>
+    <w:p>
+      <w:pPr>
+        <w:rPr>
+          <w:lang w:val="en-ZA"/>
+        </w:rPr>
+      </w:pPr>
+      <w:r>
+        <w:rPr>
+          <w:lang w:val="en-ZA"/>
+        </w:rPr>
+        <w:t>A single-direction flow from receiving to dispatch, with departments laid out left to right along one production spine. This gives the most direct, easiest-to-follow material flow and the simplest construction sequence. Its main weakness is that the enclosed powder-coating area sits mid-line, which lengthens the fume-extraction duct run and brings coating traffic closer to pedestrian routes than is ideal.</w:t>
+      </w:r>
+    </w:p>
+    <w:p>
+      <w:pPr>
+        <w:pStyle w:val="Heading2"/>
+      </w:pPr>
+      <w:r>
+        <w:t>Alternative 2: U-Shape Return</w:t>
+      </w:r>
+    </w:p>
+    <w:p>
+      <w:pPr>
+        <w:rPr>
+          <w:lang w:val="en-ZA"/>
+        </w:rPr>
+      </w:pPr>
+      <w:r>
+        <w:rPr>
+          <w:lang w:val="en-ZA"/>
+        </w:rPr>
+        <w:t>Receiving and dispatch share one face of the building, with the process flow wrapping around in a U so that both external-facing activities are on the same side. This is the most compact option and suits efficient internal material handling, but it crowds the powder-coating enclosure against active production areas and leaves the least room for the required 10% expansion margin within a tight footprint.</w:t>
+      </w:r>
+    </w:p>
+    <w:p>
+      <w:pPr>
+        <w:pStyle w:val="Heading2"/>
+      </w:pPr>
+      <w:r>
+        <w:t>Alternative 3: Parallel-Branch with Finishing Spine</w:t>
+      </w:r>
+    </w:p>
+    <w:p>
+      <w:pPr>
+        <w:rPr>
+          <w:lang w:val="en-ZA"/>
+        </w:rPr>
+      </w:pPr>
+      <w:r>
+        <w:rPr>
+          <w:lang w:val="en-ZA"/>
+        </w:rPr>
+        <w:t>Tube processing and sheet/hinge processing run as two parallel halls, each feeding into a perpendicular finishing, assembly and packaging spine. Powder coating sits as a separated block off the spine with its own dedicated extraction, giving the strongest hazard separation of the three options and a clear direction (an additional feeder cell) in which to apply the 10% expansion allowance. The trade-off is a somewhat higher build complexity and more pedestrian crossings where the two feeder halls meet the spine.</w:t>
+      </w:r>
+    </w:p>
+    <w:p>
+      <w:pPr>
+        <w:pStyle w:val="Heading2"/>
+      </w:pPr>
+      <w:r>
+        <w:t>Evaluation Criteria and Weighting</w:t>
+      </w:r>
+    </w:p>
+    <w:p>
+      <w:pPr>
+        <w:rPr>
+          <w:lang w:val="en-ZA"/>
+        </w:rPr>
+      </w:pPr>
+      <w:r>
+        <w:rPr>
+          <w:lang w:val="en-ZA"/>
+        </w:rPr>
+        <w:t>Each alternative was scored from 1 (poor) to 5 (excellent) against seven criteria drawn directly from the design requirements and constraints, weighted by their relative importance to the brief. The weighted score for each alternative is the sum of its criterion scores multiplied by the criterion weight.</w:t>
+      </w:r>
+    </w:p>
+    <w:tbl>
+      <w:tblPr>
+        <w:tblW w:w="0" w:type="auto"/>
+        <w:tblBorders>
+          <w:top w:val="single" w:sz="4" w:space="0" w:color="auto"/>
+          <w:left w:val="single" w:sz="4" w:space="0" w:color="auto"/>
+          <w:bottom w:val="single" w:sz="4" w:space="0" w:color="auto"/>
+          <w:right w:val="single" w:sz="4" w:space="0" w:color="auto"/>
+          <w:insideH w:val="single" w:sz="4" w:space="0" w:color="auto"/>
+          <w:insideV w:val="single" w:sz="4" w:space="0" w:color="auto"/>
+        </w:tblBorders>
+        <w:tblLayout w:type="fixed"/>
+        <w:tblLook w:val="0000" w:firstRow="0" w:lastRow="0" w:firstColumn="0" w:lastColumn="0" w:noHBand="0" w:noVBand="0"/>
+      </w:tblPr>
+      <w:tblGrid>
+        <w:gridCol w:w="4513"/>
+        <w:gridCol w:w="4513"/>
+      </w:tblGrid>
+      <w:tr>
+        <w:tc>
+          <w:tcPr>
+            <w:tcW w:w="4513" w:type="dxa"/>
+          </w:tcPr>
+          <w:p>
+            <w:pPr>
+              <w:rPr>
+                <w:b/>
+                <w:lang w:val="en-ZA"/>
+              </w:rPr>
+            </w:pPr>
+            <w:r>
+              <w:rPr>
+                <w:b/>
+                <w:lang w:val="en-ZA"/>
+              </w:rPr>
+              <w:t>Criterion</w:t>
+            </w:r>
+          </w:p>
+        </w:tc>
+        <w:tc>
+          <w:tcPr>
+            <w:tcW w:w="4513" w:type="dxa"/>
+          </w:tcPr>
+          <w:p>
+            <w:pPr>
+              <w:rPr>
+                <w:b/>
+                <w:lang w:val="en-ZA"/>
+              </w:rPr>
+            </w:pPr>
+            <w:r>
+              <w:rPr>
+                <w:b/>
+                <w:lang w:val="en-ZA"/>
+              </w:rPr>
+              <w:t>Weight</w:t>
+            </w:r>
+          </w:p>
+        </w:tc>
+      </w:tr>
+      <w:tr>
+        <w:tc>
+          <w:tcPr>
+            <w:tcW w:w="4513" w:type="dxa"/>
+          </w:tcPr>
+          <w:p>
+            <w:pPr>
+              <w:rPr>
+                <w:lang w:val="en-ZA"/>
+              </w:rPr>
+            </w:pPr>
+            <w:r>
+              <w:rPr>
+                <w:lang w:val="en-ZA"/>
+              </w:rPr>
+              <w:t>Meets demand of 400 000 shovels/yr</w:t>
+            </w:r>
+          </w:p>
+        </w:tc>
+        <w:tc>
+          <w:tcPr>
+            <w:tcW w:w="4513" w:type="dxa"/>
+          </w:tcPr>
+          <w:p>
+            <w:pPr>
+              <w:rPr>
+                <w:lang w:val="en-ZA"/>
+              </w:rPr>
+            </w:pPr>
+            <w:r>
+              <w:rPr>
+                <w:lang w:val="en-ZA"/>
+              </w:rPr>
+              <w:t>0.20</w:t>
+            </w:r>
+          </w:p>
+        </w:tc>
+      </w:tr>
+      <w:tr>
+        <w:tc>
+          <w:tcPr>
+            <w:tcW w:w="4513" w:type="dxa"/>
+          </w:tcPr>
+          <w:p>
+            <w:pPr>
+              <w:rPr>
+                <w:lang w:val="en-ZA"/>
+              </w:rPr>
+            </w:pPr>
+            <w:r>
+              <w:rPr>
+                <w:lang w:val="en-ZA"/>
+              </w:rPr>
+              <w:t>Logical material flow (receiving to dispatch)</w:t>
+            </w:r>
+          </w:p>
+        </w:tc>
+        <w:tc>
+          <w:tcPr>
+            <w:tcW w:w="4513" w:type="dxa"/>
+          </w:tcPr>
+          <w:p>
+            <w:pPr>
+              <w:rPr>
+                <w:lang w:val="en-ZA"/>
+              </w:rPr>
+            </w:pPr>
+            <w:r>
+              <w:rPr>
+                <w:lang w:val="en-ZA"/>
+              </w:rPr>
+              <w:t>0.20</w:t>
+            </w:r>
+          </w:p>
+        </w:tc>
+      </w:tr>
+      <w:tr>
+        <w:tc>
+          <w:tcPr>
+            <w:tcW w:w="4513" w:type="dxa"/>
+          </w:tcPr>
+          <w:p>
+            <w:pPr>
+              <w:rPr>
+                <w:lang w:val="en-ZA"/>
+              </w:rPr>
+            </w:pPr>
+            <w:r>
+              <w:rPr>
+                <w:lang w:val="en-ZA"/>
+              </w:rPr>
+              <w:t>Enclosed powder coating and hazard separation</w:t>
+            </w:r>
+          </w:p>
+        </w:tc>
+        <w:tc>
+          <w:tcPr>
+            <w:tcW w:w="4513" w:type="dxa"/>
+          </w:tcPr>
+          <w:p>
+            <w:pPr>
+              <w:rPr>
+                <w:lang w:val="en-ZA"/>
+              </w:rPr>
+            </w:pPr>
+            <w:r>
+              <w:rPr>
+                <w:lang w:val="en-ZA"/>
+              </w:rPr>
+              <w:t>0.15</w:t>
+            </w:r>
+          </w:p>
+        </w:tc>
+      </w:tr>
+      <w:tr>
+        <w:tc>
+          <w:tcPr>
+            <w:tcW w:w="4513" w:type="dxa"/>
+          </w:tcPr>
+          <w:p>
+            <w:pPr>
+              <w:rPr>
+                <w:lang w:val="en-ZA"/>
+              </w:rPr>
+            </w:pPr>
+            <w:r>
+              <w:rPr>
+                <w:lang w:val="en-ZA"/>
+              </w:rPr>
+              <w:t>Efficient storage and material handling</w:t>
+            </w:r>
+          </w:p>
+        </w:tc>
+        <w:tc>
+          <w:tcPr>
+            <w:tcW w:w="4513" w:type="dxa"/>
+          </w:tcPr>
+          <w:p>
+            <w:pPr>
+              <w:rPr>
+                <w:lang w:val="en-ZA"/>
+              </w:rPr>
+            </w:pPr>
+            <w:r>
+              <w:rPr>
+                <w:lang w:val="en-ZA"/>
+              </w:rPr>
+              <w:t>0.15</w:t>
+            </w:r>
+          </w:p>
+        </w:tc>
+      </w:tr>
+      <w:tr>
+        <w:tc>
+          <w:tcPr>
+            <w:tcW w:w="4513" w:type="dxa"/>
+          </w:tcPr>
+          <w:p>
+            <w:pPr>
+              <w:rPr>
+                <w:lang w:val="en-ZA"/>
+              </w:rPr>
+            </w:pPr>
+            <w:r>
+              <w:rPr>
+                <w:lang w:val="en-ZA"/>
+              </w:rPr>
+              <w:t>Pedestrian / vehicle safety and site access</w:t>
+            </w:r>
+          </w:p>
+        </w:tc>
+        <w:tc>
+          <w:tcPr>
+            <w:tcW w:w="4513" w:type="dxa"/>
+          </w:tcPr>
+          <w:p>
+            <w:pPr>
+              <w:rPr>
+                <w:lang w:val="en-ZA"/>
+              </w:rPr>
+            </w:pPr>
+            <w:r>
+              <w:rPr>
+                <w:lang w:val="en-ZA"/>
+              </w:rPr>
+              <w:t>0.10</w:t>
+            </w:r>
+          </w:p>
+        </w:tc>
+      </w:tr>
+      <w:tr>
+        <w:tc>
+          <w:tcPr>
+            <w:tcW w:w="4513" w:type="dxa"/>
+          </w:tcPr>
+          <w:p>
+            <w:pPr>
+              <w:rPr>
+                <w:lang w:val="en-ZA"/>
+              </w:rPr>
+            </w:pPr>
+            <w:r>
+              <w:rPr>
+                <w:lang w:val="en-ZA"/>
+              </w:rPr>
+              <w:t>Approximately 10% expansion provision</w:t>
+            </w:r>
+          </w:p>
+        </w:tc>
+        <w:tc>
+          <w:tcPr>
+            <w:tcW w:w="4513" w:type="dxa"/>
+          </w:tcPr>
+          <w:p>
+            <w:pPr>
+              <w:rPr>
+                <w:lang w:val="en-ZA"/>
+              </w:rPr>
+            </w:pPr>
+            <w:r>
+              <w:rPr>
+                <w:lang w:val="en-ZA"/>
+              </w:rPr>
+              <w:t>0.10</w:t>
+            </w:r>
+          </w:p>
+        </w:tc>
+      </w:tr>
+      <w:tr>
+        <w:tc>
+          <w:tcPr>
+            <w:tcW w:w="4513" w:type="dxa"/>
+          </w:tcPr>
+          <w:p>
+            <w:pPr>
+              <w:rPr>
+                <w:lang w:val="en-ZA"/>
+              </w:rPr>
+            </w:pPr>
+            <w:r>
+              <w:rPr>
+                <w:lang w:val="en-ZA"/>
+              </w:rPr>
+              <w:t>Ease of construction / implementation</w:t>
+            </w:r>
+          </w:p>
+        </w:tc>
+        <w:tc>
+          <w:tcPr>
+            <w:tcW w:w="4513" w:type="dxa"/>
+          </w:tcPr>
+          <w:p>
+            <w:pPr>
+              <w:rPr>
+                <w:lang w:val="en-ZA"/>
+              </w:rPr>
+            </w:pPr>
+            <w:r>
+              <w:rPr>
+                <w:lang w:val="en-ZA"/>
+              </w:rPr>
+              <w:t>0.10</w:t>
+            </w:r>
+          </w:p>
+        </w:tc>
+      </w:tr>
+    </w:tbl>
+    <w:p>
+      <w:pPr>
+        <w:rPr>
+          <w:lang w:val="en-ZA"/>
+        </w:rPr>
+      </w:pPr>
+    </w:p>
+    <w:p>
+      <w:pPr>
+        <w:pStyle w:val="Heading2"/>
+      </w:pPr>
+      <w:r>
+        <w:t>Weighted Evaluation</w:t>
+      </w:r>
+    </w:p>
+    <w:tbl>
+      <w:tblPr>
+        <w:tblW w:w="0" w:type="auto"/>
+        <w:tblBorders>
+          <w:top w:val="single" w:sz="4" w:space="0" w:color="auto"/>
+          <w:left w:val="single" w:sz="4" w:space="0" w:color="auto"/>
+          <w:bottom w:val="single" w:sz="4" w:space="0" w:color="auto"/>
+          <w:right w:val="single" w:sz="4" w:space="0" w:color="auto"/>
+          <w:insideH w:val="single" w:sz="4" w:space="0" w:color="auto"/>
+          <w:insideV w:val="single" w:sz="4" w:space="0" w:color="auto"/>
+        </w:tblBorders>
+        <w:tblLayout w:type="fixed"/>
+        <w:tblLook w:val="0000" w:firstRow="0" w:lastRow="0" w:firstColumn="0" w:lastColumn="0" w:noHBand="0" w:noVBand="0"/>
+      </w:tblPr>
+      <w:tblGrid>
+        <w:gridCol w:w="1805"/>
+        <w:gridCol w:w="1805"/>
+        <w:gridCol w:w="1805"/>
+        <w:gridCol w:w="1805"/>
+        <w:gridCol w:w="1806"/>
+      </w:tblGrid>
+      <w:tr>
+        <w:tc>
+          <w:tcPr>
+            <w:tcW w:w="1805" w:type="dxa"/>
+          </w:tcPr>
+          <w:p>
+            <w:pPr>
+              <w:rPr>
+                <w:b/>
+                <w:lang w:val="en-ZA"/>
+              </w:rPr>
+            </w:pPr>
+            <w:r>
+              <w:rPr>
+                <w:b/>
+                <w:lang w:val="en-ZA"/>
+              </w:rPr>
+              <w:t>Criterion</w:t>
+            </w:r>
+          </w:p>
+        </w:tc>
+        <w:tc>
+          <w:tcPr>
+            <w:tcW w:w="1805" w:type="dxa"/>
+          </w:tcPr>
+          <w:p>
+            <w:pPr>
+              <w:rPr>
+                <w:b/>
+                <w:lang w:val="en-ZA"/>
+              </w:rPr>
+            </w:pPr>
+            <w:r>
+              <w:rPr>
+                <w:b/>
+                <w:lang w:val="en-ZA"/>
+              </w:rPr>
+              <w:t>Weight</w:t>
+            </w:r>
+          </w:p>
+        </w:tc>
+        <w:tc>
+          <w:tcPr>
+            <w:tcW w:w="1805" w:type="dxa"/>
+          </w:tcPr>
+          <w:p>
+            <w:pPr>
+              <w:rPr>
+                <w:b/>
+                <w:lang w:val="en-ZA"/>
+              </w:rPr>
+            </w:pPr>
+            <w:r>
+              <w:rPr>
+                <w:b/>
+                <w:lang w:val="en-ZA"/>
+              </w:rPr>
+              <w:t>Alt 1: Linear Spine</w:t>
+            </w:r>
+          </w:p>
+        </w:tc>
+        <w:tc>
+          <w:tcPr>
+            <w:tcW w:w="1805" w:type="dxa"/>
+          </w:tcPr>
+          <w:p>
+            <w:pPr>
+              <w:rPr>
+                <w:b/>
+                <w:lang w:val="en-ZA"/>
+              </w:rPr>
+            </w:pPr>
+            <w:r>
+              <w:rPr>
+                <w:b/>
+                <w:lang w:val="en-ZA"/>
+              </w:rPr>
+              <w:t>Alt 2: U-Shape</w:t>
+            </w:r>
+          </w:p>
+        </w:tc>
+        <w:tc>
+          <w:tcPr>
+            <w:tcW w:w="1806" w:type="dxa"/>
+          </w:tcPr>
+          <w:p>
+            <w:pPr>
+              <w:rPr>
+                <w:b/>
+                <w:lang w:val="en-ZA"/>
+              </w:rPr>
+            </w:pPr>
+            <w:r>
+              <w:rPr>
+                <w:b/>
+                <w:lang w:val="en-ZA"/>
+              </w:rPr>
+              <w:t>Alt 3: Parallel-Branch</w:t>
+            </w:r>
+          </w:p>
+        </w:tc>
+      </w:tr>
+      <w:tr>
+        <w:tc>
+          <w:tcPr>
+            <w:tcW w:w="1805" w:type="dxa"/>
+          </w:tcPr>
+          <w:p>
+            <w:pPr>
+              <w:rPr>
+                <w:lang w:val="en-ZA"/>
+              </w:rPr>
+            </w:pPr>
+            <w:r>
+              <w:rPr>
+                <w:lang w:val="en-ZA"/>
+              </w:rPr>
+              <w:t>Meets demand of 400 000/yr</w:t>
+            </w:r>
+          </w:p>
+        </w:tc>
+        <w:tc>
+          <w:tcPr>
+            <w:tcW w:w="1805" w:type="dxa"/>
+          </w:tcPr>
+          <w:p>
+            <w:pPr>
+              <w:rPr>
+                <w:lang w:val="en-ZA"/>
+              </w:rPr>
+            </w:pPr>
+            <w:r>
+              <w:rPr>
+                <w:lang w:val="en-ZA"/>
+              </w:rPr>
+              <w:t>0.20</w:t>
+            </w:r>
+          </w:p>
+        </w:tc>
+        <w:tc>
+          <w:tcPr>
+            <w:tcW w:w="1805" w:type="dxa"/>
+          </w:tcPr>
+          <w:p>
+            <w:pPr>
+              <w:rPr>
+                <w:lang w:val="en-ZA"/>
+              </w:rPr>
+            </w:pPr>
+            <w:r>
+              <w:rPr>
+                <w:lang w:val="en-ZA"/>
+              </w:rPr>
+              <w:t>5</w:t>
+            </w:r>
+          </w:p>
+        </w:tc>
+        <w:tc>
+          <w:tcPr>
+            <w:tcW w:w="1805" w:type="dxa"/>
+          </w:tcPr>
+          <w:p>
+            <w:pPr>
+              <w:rPr>
+                <w:lang w:val="en-ZA"/>
+              </w:rPr>
+            </w:pPr>
+            <w:r>
+              <w:rPr>
+                <w:lang w:val="en-ZA"/>
+              </w:rPr>
+              <w:t>5</w:t>
+            </w:r>
+          </w:p>
+        </w:tc>
+        <w:tc>
+          <w:tcPr>
+            <w:tcW w:w="1806" w:type="dxa"/>
+          </w:tcPr>
+          <w:p>
+            <w:pPr>
+              <w:rPr>
+                <w:lang w:val="en-ZA"/>
+              </w:rPr>
+            </w:pPr>
+            <w:r>
+              <w:rPr>
+                <w:lang w:val="en-ZA"/>
+              </w:rPr>
+              <w:t>5</w:t>
+            </w:r>
+          </w:p>
+        </w:tc>
+      </w:tr>
+      <w:tr>
+        <w:tc>
+          <w:tcPr>
+            <w:tcW w:w="1805" w:type="dxa"/>
+          </w:tcPr>
+          <w:p>
+            <w:pPr>
+              <w:rPr>
+                <w:lang w:val="en-ZA"/>
+              </w:rPr>
+            </w:pPr>
+            <w:r>
+              <w:rPr>
+                <w:lang w:val="en-ZA"/>
+              </w:rPr>
+              <w:t>Logical material flow</w:t>
+            </w:r>
+          </w:p>
+        </w:tc>
+        <w:tc>
+          <w:tcPr>
+            <w:tcW w:w="1805" w:type="dxa"/>
+          </w:tcPr>
+          <w:p>
+            <w:pPr>
+              <w:rPr>
+                <w:lang w:val="en-ZA"/>
+              </w:rPr>
+            </w:pPr>
+            <w:r>
+              <w:rPr>
+                <w:lang w:val="en-ZA"/>
+              </w:rPr>
+              <w:t>0.20</w:t>
+            </w:r>
+          </w:p>
+        </w:tc>
+        <w:tc>
+          <w:tcPr>
+            <w:tcW w:w="1805" w:type="dxa"/>
+          </w:tcPr>
+          <w:p>
+            <w:pPr>
+              <w:rPr>
+                <w:lang w:val="en-ZA"/>
+              </w:rPr>
+            </w:pPr>
+            <w:r>
+              <w:rPr>
+                <w:lang w:val="en-ZA"/>
+              </w:rPr>
+              <w:t>5</w:t>
+            </w:r>
+          </w:p>
+        </w:tc>
+        <w:tc>
+          <w:tcPr>
+            <w:tcW w:w="1805" w:type="dxa"/>
+          </w:tcPr>
+          <w:p>
+            <w:pPr>
+              <w:rPr>
+                <w:lang w:val="en-ZA"/>
+              </w:rPr>
+            </w:pPr>
+            <w:r>
+              <w:rPr>
+                <w:lang w:val="en-ZA"/>
+              </w:rPr>
+              <w:t>3</w:t>
+            </w:r>
+          </w:p>
+        </w:tc>
+        <w:tc>
+          <w:tcPr>
+            <w:tcW w:w="1806" w:type="dxa"/>
+          </w:tcPr>
+          <w:p>
+            <w:pPr>
+              <w:rPr>
+                <w:lang w:val="en-ZA"/>
+              </w:rPr>
+            </w:pPr>
+            <w:r>
+              <w:rPr>
+                <w:lang w:val="en-ZA"/>
+              </w:rPr>
+              <w:t>4</w:t>
+            </w:r>
+          </w:p>
+        </w:tc>
+      </w:tr>
+      <w:tr>
+        <w:tc>
+          <w:tcPr>
+            <w:tcW w:w="1805" w:type="dxa"/>
+          </w:tcPr>
+          <w:p>
+            <w:pPr>
+              <w:rPr>
+                <w:lang w:val="en-ZA"/>
+              </w:rPr>
+            </w:pPr>
+            <w:r>
+              <w:rPr>
+                <w:lang w:val="en-ZA"/>
+              </w:rPr>
+              <w:t>Enclosed powder coating / hazard separation</w:t>
+            </w:r>
+          </w:p>
+        </w:tc>
+        <w:tc>
+          <w:tcPr>
+            <w:tcW w:w="1805" w:type="dxa"/>
+          </w:tcPr>
+          <w:p>
+            <w:pPr>
+              <w:rPr>
+                <w:lang w:val="en-ZA"/>
+              </w:rPr>
+            </w:pPr>
+            <w:r>
+              <w:rPr>
+                <w:lang w:val="en-ZA"/>
+              </w:rPr>
+              <w:t>0.15</w:t>
+            </w:r>
+          </w:p>
+        </w:tc>
+        <w:tc>
+          <w:tcPr>
+            <w:tcW w:w="1805" w:type="dxa"/>
+          </w:tcPr>
+          <w:p>
+            <w:pPr>
+              <w:rPr>
+                <w:lang w:val="en-ZA"/>
+              </w:rPr>
+            </w:pPr>
+            <w:r>
+              <w:rPr>
+                <w:lang w:val="en-ZA"/>
+              </w:rPr>
+              <w:t>3</w:t>
+            </w:r>
+          </w:p>
+        </w:tc>
+        <w:tc>
+          <w:tcPr>
+            <w:tcW w:w="1805" w:type="dxa"/>
+          </w:tcPr>
+          <w:p>
+            <w:pPr>
+              <w:rPr>
+                <w:lang w:val="en-ZA"/>
+              </w:rPr>
+            </w:pPr>
+            <w:r>
+              <w:rPr>
+                <w:lang w:val="en-ZA"/>
+              </w:rPr>
+              <w:t>2</w:t>
+            </w:r>
+          </w:p>
+        </w:tc>
+        <w:tc>
+          <w:tcPr>
+            <w:tcW w:w="1806" w:type="dxa"/>
+          </w:tcPr>
+          <w:p>
+            <w:pPr>
+              <w:rPr>
+                <w:lang w:val="en-ZA"/>
+              </w:rPr>
+            </w:pPr>
+            <w:r>
+              <w:rPr>
+                <w:lang w:val="en-ZA"/>
+              </w:rPr>
+              <w:t>5</w:t>
+            </w:r>
+          </w:p>
+        </w:tc>
+      </w:tr>
+      <w:tr>
+        <w:tc>
+          <w:tcPr>
+            <w:tcW w:w="1805" w:type="dxa"/>
+          </w:tcPr>
+          <w:p>
+            <w:pPr>
+              <w:rPr>
+                <w:lang w:val="en-ZA"/>
+              </w:rPr>
+            </w:pPr>
+            <w:r>
+              <w:rPr>
+                <w:lang w:val="en-ZA"/>
+              </w:rPr>
+              <w:t>Efficient storage and material handling</w:t>
+            </w:r>
+          </w:p>
+        </w:tc>
+        <w:tc>
+          <w:tcPr>
+            <w:tcW w:w="1805" w:type="dxa"/>
+          </w:tcPr>
+          <w:p>
+            <w:pPr>
+              <w:rPr>
+                <w:lang w:val="en-ZA"/>
+              </w:rPr>
+            </w:pPr>
+            <w:r>
+              <w:rPr>
+                <w:lang w:val="en-ZA"/>
+              </w:rPr>
+              <w:t>0.15</w:t>
+            </w:r>
+          </w:p>
+        </w:tc>
+        <w:tc>
+          <w:tcPr>
+            <w:tcW w:w="1805" w:type="dxa"/>
+          </w:tcPr>
+          <w:p>
+            <w:pPr>
+              <w:rPr>
+                <w:lang w:val="en-ZA"/>
+              </w:rPr>
+            </w:pPr>
+            <w:r>
+              <w:rPr>
+                <w:lang w:val="en-ZA"/>
+              </w:rPr>
+              <w:t>3</w:t>
+            </w:r>
+          </w:p>
+        </w:tc>
+        <w:tc>
+          <w:tcPr>
+            <w:tcW w:w="1805" w:type="dxa"/>
+          </w:tcPr>
+          <w:p>
+            <w:pPr>
+              <w:rPr>
+                <w:lang w:val="en-ZA"/>
+              </w:rPr>
+            </w:pPr>
+            <w:r>
+              <w:rPr>
+                <w:lang w:val="en-ZA"/>
+              </w:rPr>
+              <w:t>4</w:t>
+            </w:r>
+          </w:p>
+        </w:tc>
+        <w:tc>
+          <w:tcPr>
+            <w:tcW w:w="1806" w:type="dxa"/>
+          </w:tcPr>
+          <w:p>
+            <w:pPr>
+              <w:rPr>
+                <w:lang w:val="en-ZA"/>
+              </w:rPr>
+            </w:pPr>
+            <w:r>
+              <w:rPr>
+                <w:lang w:val="en-ZA"/>
+              </w:rPr>
+              <w:t>3</w:t>
+            </w:r>
+          </w:p>
+        </w:tc>
+      </w:tr>
+      <w:tr>
+        <w:tc>
+          <w:tcPr>
+            <w:tcW w:w="1805" w:type="dxa"/>
+          </w:tcPr>
+          <w:p>
+            <w:pPr>
+              <w:rPr>
+                <w:lang w:val="en-ZA"/>
+              </w:rPr>
+            </w:pPr>
+            <w:r>
+              <w:rPr>
+                <w:lang w:val="en-ZA"/>
+              </w:rPr>
+              <w:t>Pedestrian / vehicle safety</w:t>
+            </w:r>
+          </w:p>
+        </w:tc>
+        <w:tc>
+          <w:tcPr>
+            <w:tcW w:w="1805" w:type="dxa"/>
+          </w:tcPr>
+          <w:p>
+            <w:pPr>
+              <w:rPr>
+                <w:lang w:val="en-ZA"/>
+              </w:rPr>
+            </w:pPr>
+            <w:r>
+              <w:rPr>
+                <w:lang w:val="en-ZA"/>
+              </w:rPr>
+              <w:t>0.10</w:t>
+            </w:r>
+          </w:p>
+        </w:tc>
+        <w:tc>
+          <w:tcPr>
+            <w:tcW w:w="1805" w:type="dxa"/>
+          </w:tcPr>
+          <w:p>
+            <w:pPr>
+              <w:rPr>
+                <w:lang w:val="en-ZA"/>
+              </w:rPr>
+            </w:pPr>
+            <w:r>
+              <w:rPr>
+                <w:lang w:val="en-ZA"/>
+              </w:rPr>
+              <w:t>4</w:t>
+            </w:r>
+          </w:p>
+        </w:tc>
+        <w:tc>
+          <w:tcPr>
+            <w:tcW w:w="1805" w:type="dxa"/>
+          </w:tcPr>
+          <w:p>
+            <w:pPr>
+              <w:rPr>
+                <w:lang w:val="en-ZA"/>
+              </w:rPr>
+            </w:pPr>
+            <w:r>
+              <w:rPr>
+                <w:lang w:val="en-ZA"/>
+              </w:rPr>
+              <w:t>3</w:t>
+            </w:r>
+          </w:p>
+        </w:tc>
+        <w:tc>
+          <w:tcPr>
+            <w:tcW w:w="1806" w:type="dxa"/>
+          </w:tcPr>
+          <w:p>
+            <w:pPr>
+              <w:rPr>
+                <w:lang w:val="en-ZA"/>
+              </w:rPr>
+            </w:pPr>
+            <w:r>
+              <w:rPr>
+                <w:lang w:val="en-ZA"/>
+              </w:rPr>
+              <w:t>4</w:t>
+            </w:r>
+          </w:p>
+        </w:tc>
+      </w:tr>
+      <w:tr>
+        <w:tc>
+          <w:tcPr>
+            <w:tcW w:w="1805" w:type="dxa"/>
+          </w:tcPr>
+          <w:p>
+            <w:pPr>
+              <w:rPr>
+                <w:lang w:val="en-ZA"/>
+              </w:rPr>
+            </w:pPr>
+            <w:r>
+              <w:rPr>
+                <w:lang w:val="en-ZA"/>
+              </w:rPr>
+              <w:t>Approximately 10% expansion provision</w:t>
+            </w:r>
+          </w:p>
+        </w:tc>
+        <w:tc>
+          <w:tcPr>
+            <w:tcW w:w="1805" w:type="dxa"/>
+          </w:tcPr>
+          <w:p>
+            <w:pPr>
+              <w:rPr>
+                <w:lang w:val="en-ZA"/>
+              </w:rPr>
+            </w:pPr>
+            <w:r>
+              <w:rPr>
+                <w:lang w:val="en-ZA"/>
+              </w:rPr>
+              <w:t>0.10</w:t>
+            </w:r>
+          </w:p>
+        </w:tc>
+        <w:tc>
+          <w:tcPr>
+            <w:tcW w:w="1805" w:type="dxa"/>
+          </w:tcPr>
+          <w:p>
+            <w:pPr>
+              <w:rPr>
+                <w:lang w:val="en-ZA"/>
+              </w:rPr>
+            </w:pPr>
+            <w:r>
+              <w:rPr>
+                <w:lang w:val="en-ZA"/>
+              </w:rPr>
+              <w:t>3</w:t>
+            </w:r>
+          </w:p>
+        </w:tc>
+        <w:tc>
+          <w:tcPr>
+            <w:tcW w:w="1805" w:type="dxa"/>
+          </w:tcPr>
+          <w:p>
+            <w:pPr>
+              <w:rPr>
+                <w:lang w:val="en-ZA"/>
+              </w:rPr>
+            </w:pPr>
+            <w:r>
+              <w:rPr>
+                <w:lang w:val="en-ZA"/>
+              </w:rPr>
+              <w:t>2</w:t>
+            </w:r>
+          </w:p>
+        </w:tc>
+        <w:tc>
+          <w:tcPr>
+            <w:tcW w:w="1806" w:type="dxa"/>
+          </w:tcPr>
+          <w:p>
+            <w:pPr>
+              <w:rPr>
+                <w:lang w:val="en-ZA"/>
+              </w:rPr>
+            </w:pPr>
+            <w:r>
+              <w:rPr>
+                <w:lang w:val="en-ZA"/>
+              </w:rPr>
+              <w:t>5</w:t>
+            </w:r>
+          </w:p>
+        </w:tc>
+      </w:tr>
+      <w:tr>
+        <w:tc>
+          <w:tcPr>
+            <w:tcW w:w="1805" w:type="dxa"/>
+          </w:tcPr>
+          <w:p>
+            <w:pPr>
+              <w:rPr>
+                <w:lang w:val="en-ZA"/>
+              </w:rPr>
+            </w:pPr>
+            <w:r>
+              <w:rPr>
+                <w:lang w:val="en-ZA"/>
+              </w:rPr>
+              <w:t>Ease of construction</w:t>
+            </w:r>
+          </w:p>
+        </w:tc>
+        <w:tc>
+          <w:tcPr>
+            <w:tcW w:w="1805" w:type="dxa"/>
+          </w:tcPr>
+          <w:p>
+            <w:pPr>
+              <w:rPr>
+                <w:lang w:val="en-ZA"/>
+              </w:rPr>
+            </w:pPr>
+            <w:r>
+              <w:rPr>
+                <w:lang w:val="en-ZA"/>
+              </w:rPr>
+              <w:t>0.10</w:t>
+            </w:r>
+          </w:p>
+        </w:tc>
+        <w:tc>
+          <w:tcPr>
+            <w:tcW w:w="1805" w:type="dxa"/>
+          </w:tcPr>
+          <w:p>
+            <w:pPr>
+              <w:rPr>
+                <w:lang w:val="en-ZA"/>
+              </w:rPr>
+            </w:pPr>
+            <w:r>
+              <w:rPr>
+                <w:lang w:val="en-ZA"/>
+              </w:rPr>
+              <w:t>5</w:t>
+            </w:r>
+          </w:p>
+        </w:tc>
+        <w:tc>
+          <w:tcPr>
+            <w:tcW w:w="1805" w:type="dxa"/>
+          </w:tcPr>
+          <w:p>
+            <w:pPr>
+              <w:rPr>
+                <w:lang w:val="en-ZA"/>
+              </w:rPr>
+            </w:pPr>
+            <w:r>
+              <w:rPr>
+                <w:lang w:val="en-ZA"/>
+              </w:rPr>
+              <w:t>4</w:t>
+            </w:r>
+          </w:p>
+        </w:tc>
+        <w:tc>
+          <w:tcPr>
+            <w:tcW w:w="1806" w:type="dxa"/>
+          </w:tcPr>
+          <w:p>
+            <w:pPr>
+              <w:rPr>
+                <w:lang w:val="en-ZA"/>
+              </w:rPr>
+            </w:pPr>
+            <w:r>
+              <w:rPr>
+                <w:lang w:val="en-ZA"/>
+              </w:rPr>
+              <w:t>3</w:t>
+            </w:r>
+          </w:p>
+        </w:tc>
+      </w:tr>
+      <w:tr>
+        <w:tc>
+          <w:tcPr>
+            <w:tcW w:w="1805" w:type="dxa"/>
+          </w:tcPr>
+          <w:p>
+            <w:pPr>
+              <w:rPr>
+                <w:b/>
+                <w:lang w:val="en-ZA"/>
+              </w:rPr>
+            </w:pPr>
+            <w:r>
+              <w:rPr>
+                <w:b/>
+                <w:lang w:val="en-ZA"/>
+              </w:rPr>
+              <w:t>Weighted total</w:t>
+            </w:r>
+          </w:p>
+        </w:tc>
+        <w:tc>
+          <w:tcPr>
+            <w:tcW w:w="1805" w:type="dxa"/>
+          </w:tcPr>
+          <w:p>
+            <w:pPr>
+              <w:rPr>
+                <w:b/>
+                <w:lang w:val="en-ZA"/>
+              </w:rPr>
+            </w:pPr>
+            <w:r>
+              <w:rPr>
+                <w:b/>
+                <w:lang w:val="en-ZA"/>
+              </w:rPr>
+              <w:t>1.00</w:t>
+            </w:r>
+          </w:p>
+        </w:tc>
+        <w:tc>
+          <w:tcPr>
+            <w:tcW w:w="1805" w:type="dxa"/>
+          </w:tcPr>
+          <w:p>
+            <w:pPr>
+              <w:rPr>
+                <w:b/>
+                <w:lang w:val="en-ZA"/>
+              </w:rPr>
+            </w:pPr>
+            <w:r>
+              <w:rPr>
+                <w:b/>
+                <w:lang w:val="en-ZA"/>
+              </w:rPr>
+              <w:t>4.10</w:t>
+            </w:r>
+          </w:p>
+        </w:tc>
+        <w:tc>
+          <w:tcPr>
+            <w:tcW w:w="1805" w:type="dxa"/>
+          </w:tcPr>
+          <w:p>
+            <w:pPr>
+              <w:rPr>
+                <w:b/>
+                <w:lang w:val="en-ZA"/>
+              </w:rPr>
+            </w:pPr>
+            <w:r>
+              <w:rPr>
+                <w:b/>
+                <w:lang w:val="en-ZA"/>
+              </w:rPr>
+              <w:t>3.40</w:t>
+            </w:r>
+          </w:p>
+        </w:tc>
+        <w:tc>
+          <w:tcPr>
+            <w:tcW w:w="1806" w:type="dxa"/>
+          </w:tcPr>
+          <w:p>
+            <w:pPr>
+              <w:rPr>
+                <w:b/>
+                <w:lang w:val="en-ZA"/>
+              </w:rPr>
+            </w:pPr>
+            <w:r>
+              <w:rPr>
+                <w:b/>
+                <w:lang w:val="en-ZA"/>
+              </w:rPr>
+              <w:t>4.20</w:t>
+            </w:r>
+          </w:p>
+        </w:tc>
+      </w:tr>
+    </w:tbl>
+    <w:p>
+      <w:pPr>
+        <w:rPr>
+          <w:lang w:val="en-ZA"/>
+        </w:rPr>
+      </w:pPr>
+    </w:p>
+    <w:p>
+      <w:pPr>
+        <w:rPr>
+          <w:lang w:val="en-ZA"/>
+        </w:rPr>
+      </w:pPr>
+      <w:r>
+        <w:rPr>
+          <w:lang w:val="en-ZA"/>
+        </w:rPr>
+        <w:t>Alternative 3 (Parallel-Branch with Finishing Spine) scores highest overall, driven by its stronger hazard separation and expansion margin, both of which are explicit brief requirements (fully enclosed powder coating; approximately 10% expansion). Alternative 1 remains competitive on flow simplicity and ease of construction, while Alternative 2's compactness is offset by its weaker expansion margin. Alternative 3 is therefore carried forward as the basis for the Master Facility Plan.</w:t>
+      </w:r>
+    </w:p>
+    <w:p>
+      <w:pPr>
+        <w:rPr>
+          <w:lang w:val="en-ZA"/>
+        </w:rPr>
+      </w:pPr>
+      <w:r>
+        <w:rPr>
+          <w:lang w:val="en-ZA"/>
+        </w:rPr>
+        <w:t>All figures in this section are derived from the capacity and space workbook (single source of truth). The scoring reflects a first-pass designer judgement against the stated criteria and should be revisited once the Master Facility Plan is drawn in detail.</w:t>
+      </w:r>
+    </w:p>
+    <w:p>
+      <w:pPr>
+        <w:rPr>
+          <w:lang w:val="en-ZA"/>
+        </w:rPr>
+      </w:pPr>
+      <w:r>
+        <w:rPr>
+          <w:lang w:val="en-ZA"/>
+        </w:rPr>
+        <w:t>[Figure pending: block layout sketches for Alternatives 1, 2 and 3 - see Alternatives.drawio.pdf for prior exploratory layouts, to be finalised against the department areas in Section 6.6]</w:t>
       </w:r>
     </w:p>
     <w:sectPr>
@@ -17482,6 +21809,7 @@
   <w:style w:type="character" w:default="1" w:styleId="DefaultParagraphFont">
     <w:name w:val="Default Paragraph Font"/>
     <w:uiPriority w:val="1"/>
+    <w:semiHidden/>
     <w:unhideWhenUsed/>
   </w:style>
   <w:style w:type="table" w:default="1" w:styleId="TableNormal">
